--- a/input/youtube-tests.docx
+++ b/input/youtube-tests.docx
@@ -349,6 +349,281 @@
     <w:p>
       <w:r>
         <w:t xml:space="preserve">Expected: The search results page is shown again</w:t>
+      </w:r>
+    </w:p>
+    <w:p/>
+    <w:p>
+      <w:r>
+        <w:rPr>
+          <w:b/>
+          <w:bCs/>
+        </w:rPr>
+        <w:t xml:space="preserve">Test Case ID: TC-YT-005</w:t>
+      </w:r>
+    </w:p>
+    <w:p>
+      <w:r>
+        <w:t xml:space="preserve">Title: Search results match the query</w:t>
+      </w:r>
+    </w:p>
+    <w:p>
+      <w:r>
+        <w:t xml:space="preserve">Precondition: User has internet access.</w:t>
+      </w:r>
+    </w:p>
+    <w:p>
+      <w:r>
+        <w:t xml:space="preserve">Steps:</w:t>
+      </w:r>
+    </w:p>
+    <w:p>
+      <w:r>
+        <w:t xml:space="preserve">1. Open https://www.youtube.com</w:t>
+      </w:r>
+    </w:p>
+    <w:p>
+      <w:r>
+        <w:t xml:space="preserve">Expected: YouTube homepage is displayed</w:t>
+      </w:r>
+    </w:p>
+    <w:p>
+      <w:r>
+        <w:t xml:space="preserve">2. Enter "Playwright automation" in the search box</w:t>
+      </w:r>
+    </w:p>
+    <w:p>
+      <w:r>
+        <w:t xml:space="preserve">Expected: Search text is entered</w:t>
+      </w:r>
+    </w:p>
+    <w:p>
+      <w:r>
+        <w:t xml:space="preserve">3. Click the Search button</w:t>
+      </w:r>
+    </w:p>
+    <w:p>
+      <w:r>
+        <w:t xml:space="preserve">Expected: Search is submitted</w:t>
+      </w:r>
+    </w:p>
+    <w:p>
+      <w:r>
+        <w:t xml:space="preserve">4. Verify that search results are displayed</w:t>
+      </w:r>
+    </w:p>
+    <w:p>
+      <w:r>
+        <w:t xml:space="preserve">Expected: A list of matching videos is shown</w:t>
+      </w:r>
+    </w:p>
+    <w:p>
+      <w:r>
+        <w:t xml:space="preserve">5. Verify that the search results list contains "Playwright"</w:t>
+      </w:r>
+    </w:p>
+    <w:p>
+      <w:r>
+        <w:t xml:space="preserve">Expected: Results mention the query</w:t>
+      </w:r>
+    </w:p>
+    <w:p>
+      <w:r>
+        <w:t xml:space="preserve">6. Verify that the page title contains "Playwright automation"</w:t>
+      </w:r>
+    </w:p>
+    <w:p>
+      <w:r>
+        <w:t xml:space="preserve">Expected: Tab shows the query</w:t>
+      </w:r>
+    </w:p>
+    <w:p/>
+    <w:p>
+      <w:r>
+        <w:rPr>
+          <w:b/>
+          <w:bCs/>
+        </w:rPr>
+        <w:t xml:space="preserve">Test Case ID: TC-YT-006</w:t>
+      </w:r>
+    </w:p>
+    <w:p>
+      <w:r>
+        <w:t xml:space="preserve">Title: Open a video and verify its details</w:t>
+      </w:r>
+    </w:p>
+    <w:p>
+      <w:r>
+        <w:t xml:space="preserve">Precondition: User has internet access.</w:t>
+      </w:r>
+    </w:p>
+    <w:p>
+      <w:r>
+        <w:t xml:space="preserve">Steps:</w:t>
+      </w:r>
+    </w:p>
+    <w:p>
+      <w:r>
+        <w:t xml:space="preserve">1. Open https://www.youtube.com</w:t>
+      </w:r>
+    </w:p>
+    <w:p>
+      <w:r>
+        <w:t xml:space="preserve">Expected: YouTube homepage is displayed</w:t>
+      </w:r>
+    </w:p>
+    <w:p>
+      <w:r>
+        <w:t xml:space="preserve">2. Enter "Playwright automation" in the search box</w:t>
+      </w:r>
+    </w:p>
+    <w:p>
+      <w:r>
+        <w:t xml:space="preserve">Expected: Search text is entered</w:t>
+      </w:r>
+    </w:p>
+    <w:p>
+      <w:r>
+        <w:t xml:space="preserve">3. Press Enter</w:t>
+      </w:r>
+    </w:p>
+    <w:p>
+      <w:r>
+        <w:t xml:space="preserve">Expected: Search is submitted</w:t>
+      </w:r>
+    </w:p>
+    <w:p>
+      <w:r>
+        <w:t xml:space="preserve">4. Click the first search result</w:t>
+      </w:r>
+    </w:p>
+    <w:p>
+      <w:r>
+        <w:t xml:space="preserve">Expected: The video opens</w:t>
+      </w:r>
+    </w:p>
+    <w:p>
+      <w:r>
+        <w:t xml:space="preserve">5. Verify that the video page is displayed</w:t>
+      </w:r>
+    </w:p>
+    <w:p>
+      <w:r>
+        <w:t xml:space="preserve">Expected: The URL contains /watch</w:t>
+      </w:r>
+    </w:p>
+    <w:p>
+      <w:r>
+        <w:t xml:space="preserve">6. Verify that the video player is visible</w:t>
+      </w:r>
+    </w:p>
+    <w:p>
+      <w:r>
+        <w:t xml:space="preserve">Expected: The player is rendered</w:t>
+      </w:r>
+    </w:p>
+    <w:p>
+      <w:r>
+        <w:t xml:space="preserve">7. Verify that the video title contains "Playwright"</w:t>
+      </w:r>
+    </w:p>
+    <w:p>
+      <w:r>
+        <w:t xml:space="preserve">Expected: The heading names the video</w:t>
+      </w:r>
+    </w:p>
+    <w:p/>
+    <w:p>
+      <w:r>
+        <w:rPr>
+          <w:b/>
+          <w:bCs/>
+        </w:rPr>
+        <w:t xml:space="preserve">Test Case ID: TC-YT-007</w:t>
+      </w:r>
+    </w:p>
+    <w:p>
+      <w:r>
+        <w:t xml:space="preserve">Title: Return to the homepage using the logo</w:t>
+      </w:r>
+    </w:p>
+    <w:p>
+      <w:r>
+        <w:t xml:space="preserve">Precondition: User has internet access.</w:t>
+      </w:r>
+    </w:p>
+    <w:p>
+      <w:r>
+        <w:t xml:space="preserve">Steps:</w:t>
+      </w:r>
+    </w:p>
+    <w:p>
+      <w:r>
+        <w:t xml:space="preserve">1. Open https://www.youtube.com</w:t>
+      </w:r>
+    </w:p>
+    <w:p>
+      <w:r>
+        <w:t xml:space="preserve">Expected: YouTube homepage is displayed</w:t>
+      </w:r>
+    </w:p>
+    <w:p>
+      <w:r>
+        <w:t xml:space="preserve">2. Enter "Playwright automation" in the search box</w:t>
+      </w:r>
+    </w:p>
+    <w:p>
+      <w:r>
+        <w:t xml:space="preserve">Expected: Search text is entered</w:t>
+      </w:r>
+    </w:p>
+    <w:p>
+      <w:r>
+        <w:t xml:space="preserve">3. Click the Search button</w:t>
+      </w:r>
+    </w:p>
+    <w:p>
+      <w:r>
+        <w:t xml:space="preserve">Expected: Search results are displayed</w:t>
+      </w:r>
+    </w:p>
+    <w:p>
+      <w:r>
+        <w:t xml:space="preserve">4. Verify that search results are displayed</w:t>
+      </w:r>
+    </w:p>
+    <w:p>
+      <w:r>
+        <w:t xml:space="preserve">Expected: A list of matching videos is shown</w:t>
+      </w:r>
+    </w:p>
+    <w:p>
+      <w:r>
+        <w:t xml:space="preserve">5. Click the YouTube logo</w:t>
+      </w:r>
+    </w:p>
+    <w:p>
+      <w:r>
+        <w:t xml:space="preserve">Expected: The browser returns to the homepage</w:t>
+      </w:r>
+    </w:p>
+    <w:p>
+      <w:r>
+        <w:t xml:space="preserve">6. Verify that the page title contains "YouTube"</w:t>
+      </w:r>
+    </w:p>
+    <w:p>
+      <w:r>
+        <w:t xml:space="preserve">Expected: Tab reads YouTube</w:t>
+      </w:r>
+    </w:p>
+    <w:p>
+      <w:r>
+        <w:t xml:space="preserve">7. Verify that the search box is visible</w:t>
+      </w:r>
+    </w:p>
+    <w:p>
+      <w:r>
+        <w:t xml:space="preserve">Expected: The search box is shown in the header</w:t>
       </w:r>
     </w:p>
     <w:sectPr>

--- a/input/youtube-tests.docx
+++ b/input/youtube-tests.docx
@@ -624,6 +624,431 @@
     <w:p>
       <w:r>
         <w:t xml:space="preserve">Expected: The search box is shown in the header</w:t>
+      </w:r>
+    </w:p>
+    <w:p/>
+    <w:p>
+      <w:r>
+        <w:rPr>
+          <w:b/>
+          <w:bCs/>
+        </w:rPr>
+        <w:t xml:space="preserve">Test Case ID: TC-YT-008</w:t>
+      </w:r>
+    </w:p>
+    <w:p>
+      <w:r>
+        <w:t xml:space="preserve">Title: Search results mention a named alternative</w:t>
+      </w:r>
+    </w:p>
+    <w:p>
+      <w:r>
+        <w:t xml:space="preserve">Precondition: User has internet access.</w:t>
+      </w:r>
+    </w:p>
+    <w:p>
+      <w:r>
+        <w:t xml:space="preserve">Steps:</w:t>
+      </w:r>
+    </w:p>
+    <w:p>
+      <w:r>
+        <w:t xml:space="preserve">1. Open https://www.youtube.com</w:t>
+      </w:r>
+    </w:p>
+    <w:p>
+      <w:r>
+        <w:t xml:space="preserve">Expected: YouTube homepage is displayed</w:t>
+      </w:r>
+    </w:p>
+    <w:p>
+      <w:r>
+        <w:t xml:space="preserve">2. Enter "Playwright vs Selenium" in the search box</w:t>
+      </w:r>
+    </w:p>
+    <w:p>
+      <w:r>
+        <w:t xml:space="preserve">Expected: Search text is entered</w:t>
+      </w:r>
+    </w:p>
+    <w:p>
+      <w:r>
+        <w:t xml:space="preserve">3. Click the Search button</w:t>
+      </w:r>
+    </w:p>
+    <w:p>
+      <w:r>
+        <w:t xml:space="preserve">Expected: Search is submitted</w:t>
+      </w:r>
+    </w:p>
+    <w:p>
+      <w:r>
+        <w:t xml:space="preserve">4. Verify that search results are displayed</w:t>
+      </w:r>
+    </w:p>
+    <w:p>
+      <w:r>
+        <w:t xml:space="preserve">Expected: A list of matching videos is shown</w:t>
+      </w:r>
+    </w:p>
+    <w:p>
+      <w:r>
+        <w:t xml:space="preserve">5. Verify that the search results list contains "Selenium"</w:t>
+      </w:r>
+    </w:p>
+    <w:p>
+      <w:r>
+        <w:t xml:space="preserve">Expected: A result names Selenium</w:t>
+      </w:r>
+    </w:p>
+    <w:p/>
+    <w:p>
+      <w:r>
+        <w:rPr>
+          <w:b/>
+          <w:bCs/>
+        </w:rPr>
+        <w:t xml:space="preserve">Test Case ID: TC-YT-009</w:t>
+      </w:r>
+    </w:p>
+    <w:p>
+      <w:r>
+        <w:t xml:space="preserve">Title: Going back from a video restores the results list</w:t>
+      </w:r>
+    </w:p>
+    <w:p>
+      <w:r>
+        <w:t xml:space="preserve">Precondition: User has internet access.</w:t>
+      </w:r>
+    </w:p>
+    <w:p>
+      <w:r>
+        <w:t xml:space="preserve">Steps:</w:t>
+      </w:r>
+    </w:p>
+    <w:p>
+      <w:r>
+        <w:t xml:space="preserve">1. Open https://www.youtube.com</w:t>
+      </w:r>
+    </w:p>
+    <w:p>
+      <w:r>
+        <w:t xml:space="preserve">Expected: YouTube homepage is displayed</w:t>
+      </w:r>
+    </w:p>
+    <w:p>
+      <w:r>
+        <w:t xml:space="preserve">2. Enter "Playwright automation" in the search box</w:t>
+      </w:r>
+    </w:p>
+    <w:p>
+      <w:r>
+        <w:t xml:space="preserve">Expected: Search text is entered</w:t>
+      </w:r>
+    </w:p>
+    <w:p>
+      <w:r>
+        <w:t xml:space="preserve">3. Press Enter</w:t>
+      </w:r>
+    </w:p>
+    <w:p>
+      <w:r>
+        <w:t xml:space="preserve">Expected: Search is submitted</w:t>
+      </w:r>
+    </w:p>
+    <w:p>
+      <w:r>
+        <w:t xml:space="preserve">4. Click the first search result</w:t>
+      </w:r>
+    </w:p>
+    <w:p>
+      <w:r>
+        <w:t xml:space="preserve">Expected: The video opens</w:t>
+      </w:r>
+    </w:p>
+    <w:p>
+      <w:r>
+        <w:t xml:space="preserve">5. Verify that the video player is visible</w:t>
+      </w:r>
+    </w:p>
+    <w:p>
+      <w:r>
+        <w:t xml:space="preserve">Expected: The player is rendered</w:t>
+      </w:r>
+    </w:p>
+    <w:p>
+      <w:r>
+        <w:t xml:space="preserve">6. Navigate back</w:t>
+      </w:r>
+    </w:p>
+    <w:p>
+      <w:r>
+        <w:t xml:space="preserve">Expected: The browser returns to the search results</w:t>
+      </w:r>
+    </w:p>
+    <w:p>
+      <w:r>
+        <w:t xml:space="preserve">7. Verify that search results are displayed</w:t>
+      </w:r>
+    </w:p>
+    <w:p>
+      <w:r>
+        <w:t xml:space="preserve">Expected: The results list is shown again</w:t>
+      </w:r>
+    </w:p>
+    <w:p/>
+    <w:p>
+      <w:r>
+        <w:rPr>
+          <w:b/>
+          <w:bCs/>
+        </w:rPr>
+        <w:t xml:space="preserve">Test Case ID: TC-YT-010</w:t>
+      </w:r>
+    </w:p>
+    <w:p>
+      <w:r>
+        <w:t xml:space="preserve">Title: The homepage shows no video player</w:t>
+      </w:r>
+    </w:p>
+    <w:p>
+      <w:r>
+        <w:t xml:space="preserve">Precondition: User has internet access.</w:t>
+      </w:r>
+    </w:p>
+    <w:p>
+      <w:r>
+        <w:t xml:space="preserve">Steps:</w:t>
+      </w:r>
+    </w:p>
+    <w:p>
+      <w:r>
+        <w:t xml:space="preserve">1. Open https://www.youtube.com</w:t>
+      </w:r>
+    </w:p>
+    <w:p>
+      <w:r>
+        <w:t xml:space="preserve">Expected: YouTube homepage is displayed</w:t>
+      </w:r>
+    </w:p>
+    <w:p>
+      <w:r>
+        <w:t xml:space="preserve">2. Verify that the YouTube logo is visible</w:t>
+      </w:r>
+    </w:p>
+    <w:p>
+      <w:r>
+        <w:t xml:space="preserve">Expected: The logo is shown in the header</w:t>
+      </w:r>
+    </w:p>
+    <w:p>
+      <w:r>
+        <w:t xml:space="preserve">3. Verify that the video player is not visible</w:t>
+      </w:r>
+    </w:p>
+    <w:p>
+      <w:r>
+        <w:t xml:space="preserve">Expected: No player is rendered on the homepage</w:t>
+      </w:r>
+    </w:p>
+    <w:p/>
+    <w:p>
+      <w:r>
+        <w:rPr>
+          <w:b/>
+          <w:bCs/>
+        </w:rPr>
+        <w:t xml:space="preserve">Test Case ID: TC-YT-011</w:t>
+      </w:r>
+    </w:p>
+    <w:p>
+      <w:r>
+        <w:t xml:space="preserve">Title: Refine a search from the results page</w:t>
+      </w:r>
+    </w:p>
+    <w:p>
+      <w:r>
+        <w:t xml:space="preserve">Precondition: User has internet access.</w:t>
+      </w:r>
+    </w:p>
+    <w:p>
+      <w:r>
+        <w:t xml:space="preserve">Steps:</w:t>
+      </w:r>
+    </w:p>
+    <w:p>
+      <w:r>
+        <w:t xml:space="preserve">1. Open https://www.youtube.com</w:t>
+      </w:r>
+    </w:p>
+    <w:p>
+      <w:r>
+        <w:t xml:space="preserve">Expected: YouTube homepage is displayed</w:t>
+      </w:r>
+    </w:p>
+    <w:p>
+      <w:r>
+        <w:t xml:space="preserve">2. Enter "Playwright automation" in the search box</w:t>
+      </w:r>
+    </w:p>
+    <w:p>
+      <w:r>
+        <w:t xml:space="preserve">Expected: Search text is entered</w:t>
+      </w:r>
+    </w:p>
+    <w:p>
+      <w:r>
+        <w:t xml:space="preserve">3. Click the Search button</w:t>
+      </w:r>
+    </w:p>
+    <w:p>
+      <w:r>
+        <w:t xml:space="preserve">Expected: Search is submitted</w:t>
+      </w:r>
+    </w:p>
+    <w:p>
+      <w:r>
+        <w:t xml:space="preserve">4. Verify that search results are displayed</w:t>
+      </w:r>
+    </w:p>
+    <w:p>
+      <w:r>
+        <w:t xml:space="preserve">Expected: A list of matching videos is shown</w:t>
+      </w:r>
+    </w:p>
+    <w:p>
+      <w:r>
+        <w:t xml:space="preserve">5. Enter "Playwright vs Selenium" in the search box</w:t>
+      </w:r>
+    </w:p>
+    <w:p>
+      <w:r>
+        <w:t xml:space="preserve">Expected: The query is replaced</w:t>
+      </w:r>
+    </w:p>
+    <w:p>
+      <w:r>
+        <w:t xml:space="preserve">6. Click the Search button</w:t>
+      </w:r>
+    </w:p>
+    <w:p>
+      <w:r>
+        <w:t xml:space="preserve">Expected: The new search is submitted</w:t>
+      </w:r>
+    </w:p>
+    <w:p>
+      <w:r>
+        <w:t xml:space="preserve">7. Verify that the page title contains "Playwright vs Selenium"</w:t>
+      </w:r>
+    </w:p>
+    <w:p>
+      <w:r>
+        <w:t xml:space="preserve">Expected: Tab shows the new query</w:t>
+      </w:r>
+    </w:p>
+    <w:p/>
+    <w:p>
+      <w:r>
+        <w:rPr>
+          <w:b/>
+          <w:bCs/>
+        </w:rPr>
+        <w:t xml:space="preserve">Test Case ID: TC-YT-012</w:t>
+      </w:r>
+    </w:p>
+    <w:p>
+      <w:r>
+        <w:t xml:space="preserve">Title: Open a video then return to the homepage</w:t>
+      </w:r>
+    </w:p>
+    <w:p>
+      <w:r>
+        <w:t xml:space="preserve">Precondition: User has internet access.</w:t>
+      </w:r>
+    </w:p>
+    <w:p>
+      <w:r>
+        <w:t xml:space="preserve">Steps:</w:t>
+      </w:r>
+    </w:p>
+    <w:p>
+      <w:r>
+        <w:t xml:space="preserve">1. Open https://www.youtube.com</w:t>
+      </w:r>
+    </w:p>
+    <w:p>
+      <w:r>
+        <w:t xml:space="preserve">Expected: YouTube homepage is displayed</w:t>
+      </w:r>
+    </w:p>
+    <w:p>
+      <w:r>
+        <w:t xml:space="preserve">2. Enter "Playwright testing tutorial" in the search box</w:t>
+      </w:r>
+    </w:p>
+    <w:p>
+      <w:r>
+        <w:t xml:space="preserve">Expected: Search text is entered</w:t>
+      </w:r>
+    </w:p>
+    <w:p>
+      <w:r>
+        <w:t xml:space="preserve">3. Press Enter</w:t>
+      </w:r>
+    </w:p>
+    <w:p>
+      <w:r>
+        <w:t xml:space="preserve">Expected: Search is submitted</w:t>
+      </w:r>
+    </w:p>
+    <w:p>
+      <w:r>
+        <w:t xml:space="preserve">4. Click the first search result</w:t>
+      </w:r>
+    </w:p>
+    <w:p>
+      <w:r>
+        <w:t xml:space="preserve">Expected: The video opens</w:t>
+      </w:r>
+    </w:p>
+    <w:p>
+      <w:r>
+        <w:t xml:space="preserve">5. Verify that the video page is displayed</w:t>
+      </w:r>
+    </w:p>
+    <w:p>
+      <w:r>
+        <w:t xml:space="preserve">Expected: The URL contains /watch</w:t>
+      </w:r>
+    </w:p>
+    <w:p>
+      <w:r>
+        <w:t xml:space="preserve">6. Click the YouTube logo</w:t>
+      </w:r>
+    </w:p>
+    <w:p>
+      <w:r>
+        <w:t xml:space="preserve">Expected: The browser returns to the homepage</w:t>
+      </w:r>
+    </w:p>
+    <w:p>
+      <w:r>
+        <w:t xml:space="preserve">7. Verify that the search box is visible</w:t>
+      </w:r>
+    </w:p>
+    <w:p>
+      <w:r>
+        <w:t xml:space="preserve">Expected: The search box is shown in the header</w:t>
+      </w:r>
+    </w:p>
+    <w:p>
+      <w:r>
+        <w:t xml:space="preserve">8. Verify that the video player is not visible</w:t>
+      </w:r>
+    </w:p>
+    <w:p>
+      <w:r>
+        <w:t xml:space="preserve">Expected: The player is gone</w:t>
       </w:r>
     </w:p>
     <w:sectPr>

--- a/input/youtube-tests.docx
+++ b/input/youtube-tests.docx
@@ -1049,6 +1049,1611 @@
     <w:p>
       <w:r>
         <w:t xml:space="preserve">Expected: The player is gone</w:t>
+      </w:r>
+    </w:p>
+    <w:p/>
+    <w:p>
+      <w:r>
+        <w:rPr>
+          <w:b/>
+          <w:bCs/>
+        </w:rPr>
+        <w:t xml:space="preserve">Test Case ID: TC-YT-013</w:t>
+      </w:r>
+    </w:p>
+    <w:p>
+      <w:r>
+        <w:t xml:space="preserve">Title: Search for a video</w:t>
+      </w:r>
+    </w:p>
+    <w:p>
+      <w:r>
+        <w:t xml:space="preserve">Precondition: User has internet access.</w:t>
+      </w:r>
+    </w:p>
+    <w:p>
+      <w:r>
+        <w:t xml:space="preserve">Steps:</w:t>
+      </w:r>
+    </w:p>
+    <w:p>
+      <w:r>
+        <w:t xml:space="preserve">1. Open https://www.youtube.com</w:t>
+      </w:r>
+    </w:p>
+    <w:p>
+      <w:r>
+        <w:t xml:space="preserve">Expected: YouTube homepage is displayed</w:t>
+      </w:r>
+    </w:p>
+    <w:p>
+      <w:r>
+        <w:t xml:space="preserve">2. Enter "Playwright automation" in the search box</w:t>
+      </w:r>
+    </w:p>
+    <w:p>
+      <w:r>
+        <w:t xml:space="preserve">Expected: Search text is entered</w:t>
+      </w:r>
+    </w:p>
+    <w:p>
+      <w:r>
+        <w:t xml:space="preserve">3. Click the Search button</w:t>
+      </w:r>
+    </w:p>
+    <w:p>
+      <w:r>
+        <w:t xml:space="preserve">Expected: Search is submitted</w:t>
+      </w:r>
+    </w:p>
+    <w:p>
+      <w:r>
+        <w:t xml:space="preserve">4. Verify that search results are displayed</w:t>
+      </w:r>
+    </w:p>
+    <w:p>
+      <w:r>
+        <w:t xml:space="preserve">Expected: A list of matching videos is shown</w:t>
+      </w:r>
+    </w:p>
+    <w:p/>
+    <w:p>
+      <w:r>
+        <w:rPr>
+          <w:b/>
+          <w:bCs/>
+        </w:rPr>
+        <w:t xml:space="preserve">Test Case ID: TC-YT-014</w:t>
+      </w:r>
+    </w:p>
+    <w:p>
+      <w:r>
+        <w:t xml:space="preserve">Title: Search with no results</w:t>
+      </w:r>
+    </w:p>
+    <w:p>
+      <w:r>
+        <w:t xml:space="preserve">Precondition: User has internet access.</w:t>
+      </w:r>
+    </w:p>
+    <w:p>
+      <w:r>
+        <w:t xml:space="preserve">Steps:</w:t>
+      </w:r>
+    </w:p>
+    <w:p>
+      <w:r>
+        <w:t xml:space="preserve">1. Open https://www.youtube.com</w:t>
+      </w:r>
+    </w:p>
+    <w:p>
+      <w:r>
+        <w:t xml:space="preserve">Expected: YouTube homepage is displayed</w:t>
+      </w:r>
+    </w:p>
+    <w:p>
+      <w:r>
+        <w:t xml:space="preserve">2. Enter "zzqqxx no such video" in the search box</w:t>
+      </w:r>
+    </w:p>
+    <w:p>
+      <w:r>
+        <w:t xml:space="preserve">Expected: The unlikely phrase is entered</w:t>
+      </w:r>
+    </w:p>
+    <w:p>
+      <w:r>
+        <w:t xml:space="preserve">3. Press Enter</w:t>
+      </w:r>
+    </w:p>
+    <w:p>
+      <w:r>
+        <w:t xml:space="preserve">Expected: Search is submitted</w:t>
+      </w:r>
+    </w:p>
+    <w:p>
+      <w:r>
+        <w:t xml:space="preserve">4. Verify that the no results message is visible</w:t>
+      </w:r>
+    </w:p>
+    <w:p>
+      <w:r>
+        <w:t xml:space="preserve">Expected: The empty state is shown</w:t>
+      </w:r>
+    </w:p>
+    <w:p>
+      <w:r>
+        <w:t xml:space="preserve">5. Verify that the first search result is not visible</w:t>
+      </w:r>
+    </w:p>
+    <w:p>
+      <w:r>
+        <w:t xml:space="preserve">Expected: No videos are listed</w:t>
+      </w:r>
+    </w:p>
+    <w:p/>
+    <w:p>
+      <w:r>
+        <w:rPr>
+          <w:b/>
+          <w:bCs/>
+        </w:rPr>
+        <w:t xml:space="preserve">Test Case ID: TC-YT-015</w:t>
+      </w:r>
+    </w:p>
+    <w:p>
+      <w:r>
+        <w:t xml:space="preserve">Title: Clear search text</w:t>
+      </w:r>
+    </w:p>
+    <w:p>
+      <w:r>
+        <w:t xml:space="preserve">Precondition: User has internet access.</w:t>
+      </w:r>
+    </w:p>
+    <w:p>
+      <w:r>
+        <w:t xml:space="preserve">Steps:</w:t>
+      </w:r>
+    </w:p>
+    <w:p>
+      <w:r>
+        <w:t xml:space="preserve">1. Open https://www.youtube.com</w:t>
+      </w:r>
+    </w:p>
+    <w:p>
+      <w:r>
+        <w:t xml:space="preserve">Expected: YouTube homepage is displayed</w:t>
+      </w:r>
+    </w:p>
+    <w:p>
+      <w:r>
+        <w:t xml:space="preserve">2. Enter "Playwright automation" in the search box</w:t>
+      </w:r>
+    </w:p>
+    <w:p>
+      <w:r>
+        <w:t xml:space="preserve">Expected: Search text is entered</w:t>
+      </w:r>
+    </w:p>
+    <w:p>
+      <w:r>
+        <w:t xml:space="preserve">3. Clear the search box</w:t>
+      </w:r>
+    </w:p>
+    <w:p>
+      <w:r>
+        <w:t xml:space="preserve">Expected: The field is emptied</w:t>
+      </w:r>
+    </w:p>
+    <w:p>
+      <w:r>
+        <w:t xml:space="preserve">4. Verify that the search box is visible</w:t>
+      </w:r>
+    </w:p>
+    <w:p>
+      <w:r>
+        <w:t xml:space="preserve">Expected: The field is still there, now empty</w:t>
+      </w:r>
+    </w:p>
+    <w:p/>
+    <w:p>
+      <w:r>
+        <w:rPr>
+          <w:b/>
+          <w:bCs/>
+        </w:rPr>
+        <w:t xml:space="preserve">Test Case ID: TC-YT-016</w:t>
+      </w:r>
+    </w:p>
+    <w:p>
+      <w:r>
+        <w:t xml:space="preserve">Title: Search using Enter</w:t>
+      </w:r>
+    </w:p>
+    <w:p>
+      <w:r>
+        <w:t xml:space="preserve">Precondition: User has internet access.</w:t>
+      </w:r>
+    </w:p>
+    <w:p>
+      <w:r>
+        <w:t xml:space="preserve">Steps:</w:t>
+      </w:r>
+    </w:p>
+    <w:p>
+      <w:r>
+        <w:t xml:space="preserve">1. Open https://www.youtube.com</w:t>
+      </w:r>
+    </w:p>
+    <w:p>
+      <w:r>
+        <w:t xml:space="preserve">Expected: YouTube homepage is displayed</w:t>
+      </w:r>
+    </w:p>
+    <w:p>
+      <w:r>
+        <w:t xml:space="preserve">2. Enter "Playwright automation" in the search box</w:t>
+      </w:r>
+    </w:p>
+    <w:p>
+      <w:r>
+        <w:t xml:space="preserve">Expected: Search text is entered</w:t>
+      </w:r>
+    </w:p>
+    <w:p>
+      <w:r>
+        <w:t xml:space="preserve">3. Press Enter</w:t>
+      </w:r>
+    </w:p>
+    <w:p>
+      <w:r>
+        <w:t xml:space="preserve">Expected: Search is submitted</w:t>
+      </w:r>
+    </w:p>
+    <w:p>
+      <w:r>
+        <w:t xml:space="preserve">4. Verify that the URL contains "/results"</w:t>
+      </w:r>
+    </w:p>
+    <w:p>
+      <w:r>
+        <w:t xml:space="preserve">Expected: The results page is shown</w:t>
+      </w:r>
+    </w:p>
+    <w:p>
+      <w:r>
+        <w:t xml:space="preserve">5. Verify that search results are displayed</w:t>
+      </w:r>
+    </w:p>
+    <w:p>
+      <w:r>
+        <w:t xml:space="preserve">Expected: A list of matching videos is shown</w:t>
+      </w:r>
+    </w:p>
+    <w:p/>
+    <w:p>
+      <w:r>
+        <w:rPr>
+          <w:b/>
+          <w:bCs/>
+        </w:rPr>
+        <w:t xml:space="preserve">Test Case ID: TC-YT-017</w:t>
+      </w:r>
+    </w:p>
+    <w:p>
+      <w:r>
+        <w:t xml:space="preserve">Title: Search using the search button</w:t>
+      </w:r>
+    </w:p>
+    <w:p>
+      <w:r>
+        <w:t xml:space="preserve">Precondition: User has internet access.</w:t>
+      </w:r>
+    </w:p>
+    <w:p>
+      <w:r>
+        <w:t xml:space="preserve">Steps:</w:t>
+      </w:r>
+    </w:p>
+    <w:p>
+      <w:r>
+        <w:t xml:space="preserve">1. Open https://www.youtube.com</w:t>
+      </w:r>
+    </w:p>
+    <w:p>
+      <w:r>
+        <w:t xml:space="preserve">Expected: YouTube homepage is displayed</w:t>
+      </w:r>
+    </w:p>
+    <w:p>
+      <w:r>
+        <w:t xml:space="preserve">2. Enter "Playwright automation" in the search box</w:t>
+      </w:r>
+    </w:p>
+    <w:p>
+      <w:r>
+        <w:t xml:space="preserve">Expected: Search text is entered</w:t>
+      </w:r>
+    </w:p>
+    <w:p>
+      <w:r>
+        <w:t xml:space="preserve">3. Click the Search button</w:t>
+      </w:r>
+    </w:p>
+    <w:p>
+      <w:r>
+        <w:t xml:space="preserve">Expected: Search is submitted</w:t>
+      </w:r>
+    </w:p>
+    <w:p>
+      <w:r>
+        <w:t xml:space="preserve">4. Verify that the URL contains "/results"</w:t>
+      </w:r>
+    </w:p>
+    <w:p>
+      <w:r>
+        <w:t xml:space="preserve">Expected: The results page is shown</w:t>
+      </w:r>
+    </w:p>
+    <w:p/>
+    <w:p>
+      <w:r>
+        <w:rPr>
+          <w:b/>
+          <w:bCs/>
+        </w:rPr>
+        <w:t xml:space="preserve">Test Case ID: TC-YT-018</w:t>
+      </w:r>
+    </w:p>
+    <w:p>
+      <w:r>
+        <w:t xml:space="preserve">Title: Open a video</w:t>
+      </w:r>
+    </w:p>
+    <w:p>
+      <w:r>
+        <w:t xml:space="preserve">Precondition: User has internet access.</w:t>
+      </w:r>
+    </w:p>
+    <w:p>
+      <w:r>
+        <w:t xml:space="preserve">Steps:</w:t>
+      </w:r>
+    </w:p>
+    <w:p>
+      <w:r>
+        <w:t xml:space="preserve">1. Open https://www.youtube.com</w:t>
+      </w:r>
+    </w:p>
+    <w:p>
+      <w:r>
+        <w:t xml:space="preserve">Expected: YouTube homepage is displayed</w:t>
+      </w:r>
+    </w:p>
+    <w:p>
+      <w:r>
+        <w:t xml:space="preserve">2. Enter "Playwright automation" in the search box</w:t>
+      </w:r>
+    </w:p>
+    <w:p>
+      <w:r>
+        <w:t xml:space="preserve">Expected: Search text is entered</w:t>
+      </w:r>
+    </w:p>
+    <w:p>
+      <w:r>
+        <w:t xml:space="preserve">3. Press Enter</w:t>
+      </w:r>
+    </w:p>
+    <w:p>
+      <w:r>
+        <w:t xml:space="preserve">Expected: Search is submitted</w:t>
+      </w:r>
+    </w:p>
+    <w:p>
+      <w:r>
+        <w:t xml:space="preserve">4. Click the first search result</w:t>
+      </w:r>
+    </w:p>
+    <w:p>
+      <w:r>
+        <w:t xml:space="preserve">Expected: The video opens</w:t>
+      </w:r>
+    </w:p>
+    <w:p>
+      <w:r>
+        <w:t xml:space="preserve">5. Verify that the video page is displayed</w:t>
+      </w:r>
+    </w:p>
+    <w:p>
+      <w:r>
+        <w:t xml:space="preserve">Expected: The URL contains /watch</w:t>
+      </w:r>
+    </w:p>
+    <w:p>
+      <w:r>
+        <w:t xml:space="preserve">6. Verify that the video player is visible</w:t>
+      </w:r>
+    </w:p>
+    <w:p>
+      <w:r>
+        <w:t xml:space="preserve">Expected: The player is rendered</w:t>
+      </w:r>
+    </w:p>
+    <w:p/>
+    <w:p>
+      <w:r>
+        <w:rPr>
+          <w:b/>
+          <w:bCs/>
+        </w:rPr>
+        <w:t xml:space="preserve">Test Case ID: TC-YT-019</w:t>
+      </w:r>
+    </w:p>
+    <w:p>
+      <w:r>
+        <w:t xml:space="preserve">Title: Verify video title</w:t>
+      </w:r>
+    </w:p>
+    <w:p>
+      <w:r>
+        <w:t xml:space="preserve">Precondition: User has internet access.</w:t>
+      </w:r>
+    </w:p>
+    <w:p>
+      <w:r>
+        <w:t xml:space="preserve">Steps:</w:t>
+      </w:r>
+    </w:p>
+    <w:p>
+      <w:r>
+        <w:t xml:space="preserve">1. Open https://www.youtube.com</w:t>
+      </w:r>
+    </w:p>
+    <w:p>
+      <w:r>
+        <w:t xml:space="preserve">Expected: YouTube homepage is displayed</w:t>
+      </w:r>
+    </w:p>
+    <w:p>
+      <w:r>
+        <w:t xml:space="preserve">2. Enter "Playwright automation" in the search box</w:t>
+      </w:r>
+    </w:p>
+    <w:p>
+      <w:r>
+        <w:t xml:space="preserve">Expected: Search text is entered</w:t>
+      </w:r>
+    </w:p>
+    <w:p>
+      <w:r>
+        <w:t xml:space="preserve">3. Press Enter</w:t>
+      </w:r>
+    </w:p>
+    <w:p>
+      <w:r>
+        <w:t xml:space="preserve">Expected: Search is submitted</w:t>
+      </w:r>
+    </w:p>
+    <w:p>
+      <w:r>
+        <w:t xml:space="preserve">4. Click the first search result</w:t>
+      </w:r>
+    </w:p>
+    <w:p>
+      <w:r>
+        <w:t xml:space="preserve">Expected: The video opens</w:t>
+      </w:r>
+    </w:p>
+    <w:p>
+      <w:r>
+        <w:t xml:space="preserve">5. Verify that the video title contains "Playwright"</w:t>
+      </w:r>
+    </w:p>
+    <w:p>
+      <w:r>
+        <w:t xml:space="preserve">Expected: The heading names the video</w:t>
+      </w:r>
+    </w:p>
+    <w:p/>
+    <w:p>
+      <w:r>
+        <w:rPr>
+          <w:b/>
+          <w:bCs/>
+        </w:rPr>
+        <w:t xml:space="preserve">Test Case ID: TC-YT-020</w:t>
+      </w:r>
+    </w:p>
+    <w:p>
+      <w:r>
+        <w:t xml:space="preserve">Title: Play and pause a video</w:t>
+      </w:r>
+    </w:p>
+    <w:p>
+      <w:r>
+        <w:t xml:space="preserve">Precondition: User has internet access.</w:t>
+      </w:r>
+    </w:p>
+    <w:p>
+      <w:r>
+        <w:t xml:space="preserve">Steps:</w:t>
+      </w:r>
+    </w:p>
+    <w:p>
+      <w:r>
+        <w:t xml:space="preserve">1. Open https://www.youtube.com</w:t>
+      </w:r>
+    </w:p>
+    <w:p>
+      <w:r>
+        <w:t xml:space="preserve">Expected: YouTube homepage is displayed</w:t>
+      </w:r>
+    </w:p>
+    <w:p>
+      <w:r>
+        <w:t xml:space="preserve">2. Enter "Playwright automation" in the search box</w:t>
+      </w:r>
+    </w:p>
+    <w:p>
+      <w:r>
+        <w:t xml:space="preserve">Expected: Search text is entered</w:t>
+      </w:r>
+    </w:p>
+    <w:p>
+      <w:r>
+        <w:t xml:space="preserve">3. Press Enter</w:t>
+      </w:r>
+    </w:p>
+    <w:p>
+      <w:r>
+        <w:t xml:space="preserve">Expected: Search is submitted</w:t>
+      </w:r>
+    </w:p>
+    <w:p>
+      <w:r>
+        <w:t xml:space="preserve">4. Click the first search result</w:t>
+      </w:r>
+    </w:p>
+    <w:p>
+      <w:r>
+        <w:t xml:space="preserve">Expected: The video opens</w:t>
+      </w:r>
+    </w:p>
+    <w:p>
+      <w:r>
+        <w:t xml:space="preserve">5. Click the Play button</w:t>
+      </w:r>
+    </w:p>
+    <w:p>
+      <w:r>
+        <w:t xml:space="preserve">Expected: Playback starts</w:t>
+      </w:r>
+    </w:p>
+    <w:p>
+      <w:r>
+        <w:t xml:space="preserve">6. Verify that the Play button contains "Pause"</w:t>
+      </w:r>
+    </w:p>
+    <w:p>
+      <w:r>
+        <w:t xml:space="preserve">Expected: The control now offers Pause</w:t>
+      </w:r>
+    </w:p>
+    <w:p>
+      <w:r>
+        <w:t xml:space="preserve">7. Click the Play button</w:t>
+      </w:r>
+    </w:p>
+    <w:p>
+      <w:r>
+        <w:t xml:space="preserve">Expected: Playback stops</w:t>
+      </w:r>
+    </w:p>
+    <w:p>
+      <w:r>
+        <w:t xml:space="preserve">8. Verify that the Play button contains "Play"</w:t>
+      </w:r>
+    </w:p>
+    <w:p>
+      <w:r>
+        <w:t xml:space="preserve">Expected: The control offers Play again</w:t>
+      </w:r>
+    </w:p>
+    <w:p/>
+    <w:p>
+      <w:r>
+        <w:rPr>
+          <w:b/>
+          <w:bCs/>
+        </w:rPr>
+        <w:t xml:space="preserve">Test Case ID: TC-YT-021</w:t>
+      </w:r>
+    </w:p>
+    <w:p>
+      <w:r>
+        <w:t xml:space="preserve">Title: Adjust volume</w:t>
+      </w:r>
+    </w:p>
+    <w:p>
+      <w:r>
+        <w:t xml:space="preserve">Precondition: User has internet access.</w:t>
+      </w:r>
+    </w:p>
+    <w:p>
+      <w:r>
+        <w:t xml:space="preserve">Steps:</w:t>
+      </w:r>
+    </w:p>
+    <w:p>
+      <w:r>
+        <w:t xml:space="preserve">1. Open https://www.youtube.com</w:t>
+      </w:r>
+    </w:p>
+    <w:p>
+      <w:r>
+        <w:t xml:space="preserve">Expected: YouTube homepage is displayed</w:t>
+      </w:r>
+    </w:p>
+    <w:p>
+      <w:r>
+        <w:t xml:space="preserve">2. Enter "Playwright automation" in the search box</w:t>
+      </w:r>
+    </w:p>
+    <w:p>
+      <w:r>
+        <w:t xml:space="preserve">Expected: Search text is entered</w:t>
+      </w:r>
+    </w:p>
+    <w:p>
+      <w:r>
+        <w:t xml:space="preserve">3. Press Enter</w:t>
+      </w:r>
+    </w:p>
+    <w:p>
+      <w:r>
+        <w:t xml:space="preserve">Expected: Search is submitted</w:t>
+      </w:r>
+    </w:p>
+    <w:p>
+      <w:r>
+        <w:t xml:space="preserve">4. Click the first search result</w:t>
+      </w:r>
+    </w:p>
+    <w:p>
+      <w:r>
+        <w:t xml:space="preserve">Expected: The video opens</w:t>
+      </w:r>
+    </w:p>
+    <w:p>
+      <w:r>
+        <w:t xml:space="preserve">5. Verify that the volume slider is visible</w:t>
+      </w:r>
+    </w:p>
+    <w:p>
+      <w:r>
+        <w:t xml:space="preserve">Expected: The volume control is shown</w:t>
+      </w:r>
+    </w:p>
+    <w:p>
+      <w:r>
+        <w:t xml:space="preserve">6. Enter "40" in the volume slider</w:t>
+      </w:r>
+    </w:p>
+    <w:p>
+      <w:r>
+        <w:t xml:space="preserve">Expected: The volume is lowered</w:t>
+      </w:r>
+    </w:p>
+    <w:p/>
+    <w:p>
+      <w:r>
+        <w:rPr>
+          <w:b/>
+          <w:bCs/>
+        </w:rPr>
+        <w:t xml:space="preserve">Test Case ID: TC-YT-022</w:t>
+      </w:r>
+    </w:p>
+    <w:p>
+      <w:r>
+        <w:t xml:space="preserve">Title: Toggle mute</w:t>
+      </w:r>
+    </w:p>
+    <w:p>
+      <w:r>
+        <w:t xml:space="preserve">Precondition: User has internet access.</w:t>
+      </w:r>
+    </w:p>
+    <w:p>
+      <w:r>
+        <w:t xml:space="preserve">Steps:</w:t>
+      </w:r>
+    </w:p>
+    <w:p>
+      <w:r>
+        <w:t xml:space="preserve">1. Open https://www.youtube.com</w:t>
+      </w:r>
+    </w:p>
+    <w:p>
+      <w:r>
+        <w:t xml:space="preserve">Expected: YouTube homepage is displayed</w:t>
+      </w:r>
+    </w:p>
+    <w:p>
+      <w:r>
+        <w:t xml:space="preserve">2. Enter "Playwright automation" in the search box</w:t>
+      </w:r>
+    </w:p>
+    <w:p>
+      <w:r>
+        <w:t xml:space="preserve">Expected: Search text is entered</w:t>
+      </w:r>
+    </w:p>
+    <w:p>
+      <w:r>
+        <w:t xml:space="preserve">3. Press Enter</w:t>
+      </w:r>
+    </w:p>
+    <w:p>
+      <w:r>
+        <w:t xml:space="preserve">Expected: Search is submitted</w:t>
+      </w:r>
+    </w:p>
+    <w:p>
+      <w:r>
+        <w:t xml:space="preserve">4. Click the first search result</w:t>
+      </w:r>
+    </w:p>
+    <w:p>
+      <w:r>
+        <w:t xml:space="preserve">Expected: The video opens</w:t>
+      </w:r>
+    </w:p>
+    <w:p>
+      <w:r>
+        <w:t xml:space="preserve">5. Click the Mute button</w:t>
+      </w:r>
+    </w:p>
+    <w:p>
+      <w:r>
+        <w:t xml:space="preserve">Expected: Audio is muted</w:t>
+      </w:r>
+    </w:p>
+    <w:p>
+      <w:r>
+        <w:t xml:space="preserve">6. Verify that the Mute button contains "Unmute"</w:t>
+      </w:r>
+    </w:p>
+    <w:p>
+      <w:r>
+        <w:t xml:space="preserve">Expected: The control now offers Unmute</w:t>
+      </w:r>
+    </w:p>
+    <w:p>
+      <w:r>
+        <w:t xml:space="preserve">7. Click the Mute button</w:t>
+      </w:r>
+    </w:p>
+    <w:p>
+      <w:r>
+        <w:t xml:space="preserve">Expected: Audio is restored</w:t>
+      </w:r>
+    </w:p>
+    <w:p>
+      <w:r>
+        <w:t xml:space="preserve">8. Verify that the Mute button contains "Mute"</w:t>
+      </w:r>
+    </w:p>
+    <w:p>
+      <w:r>
+        <w:t xml:space="preserve">Expected: The control offers Mute again</w:t>
+      </w:r>
+    </w:p>
+    <w:p/>
+    <w:p>
+      <w:r>
+        <w:rPr>
+          <w:b/>
+          <w:bCs/>
+        </w:rPr>
+        <w:t xml:space="preserve">Test Case ID: TC-YT-023</w:t>
+      </w:r>
+    </w:p>
+    <w:p>
+      <w:r>
+        <w:t xml:space="preserve">Title: Toggle full screen</w:t>
+      </w:r>
+    </w:p>
+    <w:p>
+      <w:r>
+        <w:t xml:space="preserve">Precondition: User has internet access.</w:t>
+      </w:r>
+    </w:p>
+    <w:p>
+      <w:r>
+        <w:t xml:space="preserve">Steps:</w:t>
+      </w:r>
+    </w:p>
+    <w:p>
+      <w:r>
+        <w:t xml:space="preserve">1. Open https://www.youtube.com</w:t>
+      </w:r>
+    </w:p>
+    <w:p>
+      <w:r>
+        <w:t xml:space="preserve">Expected: YouTube homepage is displayed</w:t>
+      </w:r>
+    </w:p>
+    <w:p>
+      <w:r>
+        <w:t xml:space="preserve">2. Enter "Playwright automation" in the search box</w:t>
+      </w:r>
+    </w:p>
+    <w:p>
+      <w:r>
+        <w:t xml:space="preserve">Expected: Search text is entered</w:t>
+      </w:r>
+    </w:p>
+    <w:p>
+      <w:r>
+        <w:t xml:space="preserve">3. Press Enter</w:t>
+      </w:r>
+    </w:p>
+    <w:p>
+      <w:r>
+        <w:t xml:space="preserve">Expected: Search is submitted</w:t>
+      </w:r>
+    </w:p>
+    <w:p>
+      <w:r>
+        <w:t xml:space="preserve">4. Click the first search result</w:t>
+      </w:r>
+    </w:p>
+    <w:p>
+      <w:r>
+        <w:t xml:space="preserve">Expected: The video opens</w:t>
+      </w:r>
+    </w:p>
+    <w:p>
+      <w:r>
+        <w:t xml:space="preserve">5. Click the Full screen button</w:t>
+      </w:r>
+    </w:p>
+    <w:p>
+      <w:r>
+        <w:t xml:space="preserve">Expected: The player fills the window</w:t>
+      </w:r>
+    </w:p>
+    <w:p>
+      <w:r>
+        <w:t xml:space="preserve">6. Verify that the video player is visible</w:t>
+      </w:r>
+    </w:p>
+    <w:p>
+      <w:r>
+        <w:t xml:space="preserve">Expected: The player is still rendered</w:t>
+      </w:r>
+    </w:p>
+    <w:p/>
+    <w:p>
+      <w:r>
+        <w:rPr>
+          <w:b/>
+          <w:bCs/>
+        </w:rPr>
+        <w:t xml:space="preserve">Test Case ID: TC-YT-024</w:t>
+      </w:r>
+    </w:p>
+    <w:p>
+      <w:r>
+        <w:t xml:space="preserve">Title: Expand video description</w:t>
+      </w:r>
+    </w:p>
+    <w:p>
+      <w:r>
+        <w:t xml:space="preserve">Precondition: User has internet access.</w:t>
+      </w:r>
+    </w:p>
+    <w:p>
+      <w:r>
+        <w:t xml:space="preserve">Steps:</w:t>
+      </w:r>
+    </w:p>
+    <w:p>
+      <w:r>
+        <w:t xml:space="preserve">1. Open https://www.youtube.com</w:t>
+      </w:r>
+    </w:p>
+    <w:p>
+      <w:r>
+        <w:t xml:space="preserve">Expected: YouTube homepage is displayed</w:t>
+      </w:r>
+    </w:p>
+    <w:p>
+      <w:r>
+        <w:t xml:space="preserve">2. Enter "Playwright automation" in the search box</w:t>
+      </w:r>
+    </w:p>
+    <w:p>
+      <w:r>
+        <w:t xml:space="preserve">Expected: Search text is entered</w:t>
+      </w:r>
+    </w:p>
+    <w:p>
+      <w:r>
+        <w:t xml:space="preserve">3. Press Enter</w:t>
+      </w:r>
+    </w:p>
+    <w:p>
+      <w:r>
+        <w:t xml:space="preserve">Expected: Search is submitted</w:t>
+      </w:r>
+    </w:p>
+    <w:p>
+      <w:r>
+        <w:t xml:space="preserve">4. Click the first search result</w:t>
+      </w:r>
+    </w:p>
+    <w:p>
+      <w:r>
+        <w:t xml:space="preserve">Expected: The video opens</w:t>
+      </w:r>
+    </w:p>
+    <w:p>
+      <w:r>
+        <w:t xml:space="preserve">5. Verify that the expanded description is not visible</w:t>
+      </w:r>
+    </w:p>
+    <w:p>
+      <w:r>
+        <w:t xml:space="preserve">Expected: The description starts collapsed</w:t>
+      </w:r>
+    </w:p>
+    <w:p>
+      <w:r>
+        <w:t xml:space="preserve">6. Click the Show more button</w:t>
+      </w:r>
+    </w:p>
+    <w:p>
+      <w:r>
+        <w:t xml:space="preserve">Expected: The description expands</w:t>
+      </w:r>
+    </w:p>
+    <w:p>
+      <w:r>
+        <w:t xml:space="preserve">7. Verify that the expanded description is visible</w:t>
+      </w:r>
+    </w:p>
+    <w:p>
+      <w:r>
+        <w:t xml:space="preserve">Expected: The rest of the description is shown</w:t>
+      </w:r>
+    </w:p>
+    <w:p/>
+    <w:p>
+      <w:r>
+        <w:rPr>
+          <w:b/>
+          <w:bCs/>
+        </w:rPr>
+        <w:t xml:space="preserve">Test Case ID: TC-YT-025</w:t>
+      </w:r>
+    </w:p>
+    <w:p>
+      <w:r>
+        <w:t xml:space="preserve">Title: Open channel from a video</w:t>
+      </w:r>
+    </w:p>
+    <w:p>
+      <w:r>
+        <w:t xml:space="preserve">Precondition: User has internet access.</w:t>
+      </w:r>
+    </w:p>
+    <w:p>
+      <w:r>
+        <w:t xml:space="preserve">Steps:</w:t>
+      </w:r>
+    </w:p>
+    <w:p>
+      <w:r>
+        <w:t xml:space="preserve">1. Open https://www.youtube.com</w:t>
+      </w:r>
+    </w:p>
+    <w:p>
+      <w:r>
+        <w:t xml:space="preserve">Expected: YouTube homepage is displayed</w:t>
+      </w:r>
+    </w:p>
+    <w:p>
+      <w:r>
+        <w:t xml:space="preserve">2. Enter "Playwright automation" in the search box</w:t>
+      </w:r>
+    </w:p>
+    <w:p>
+      <w:r>
+        <w:t xml:space="preserve">Expected: Search text is entered</w:t>
+      </w:r>
+    </w:p>
+    <w:p>
+      <w:r>
+        <w:t xml:space="preserve">3. Press Enter</w:t>
+      </w:r>
+    </w:p>
+    <w:p>
+      <w:r>
+        <w:t xml:space="preserve">Expected: Search is submitted</w:t>
+      </w:r>
+    </w:p>
+    <w:p>
+      <w:r>
+        <w:t xml:space="preserve">4. Click the first search result</w:t>
+      </w:r>
+    </w:p>
+    <w:p>
+      <w:r>
+        <w:t xml:space="preserve">Expected: The video opens</w:t>
+      </w:r>
+    </w:p>
+    <w:p>
+      <w:r>
+        <w:t xml:space="preserve">5. Click the channel name link</w:t>
+      </w:r>
+    </w:p>
+    <w:p>
+      <w:r>
+        <w:t xml:space="preserve">Expected: The channel page opens</w:t>
+      </w:r>
+    </w:p>
+    <w:p>
+      <w:r>
+        <w:t xml:space="preserve">6. Verify that the URL contains "/channel"</w:t>
+      </w:r>
+    </w:p>
+    <w:p>
+      <w:r>
+        <w:t xml:space="preserve">Expected: The channel page is shown</w:t>
+      </w:r>
+    </w:p>
+    <w:p>
+      <w:r>
+        <w:t xml:space="preserve">7. Verify that the channel page heading is visible</w:t>
+      </w:r>
+    </w:p>
+    <w:p>
+      <w:r>
+        <w:t xml:space="preserve">Expected: The channel is named</w:t>
+      </w:r>
+    </w:p>
+    <w:p/>
+    <w:p>
+      <w:r>
+        <w:rPr>
+          <w:b/>
+          <w:bCs/>
+        </w:rPr>
+        <w:t xml:space="preserve">Test Case ID: TC-YT-026</w:t>
+      </w:r>
+    </w:p>
+    <w:p>
+      <w:r>
+        <w:t xml:space="preserve">Title: Open the Comments section</w:t>
+      </w:r>
+    </w:p>
+    <w:p>
+      <w:r>
+        <w:t xml:space="preserve">Precondition: User has internet access.</w:t>
+      </w:r>
+    </w:p>
+    <w:p>
+      <w:r>
+        <w:t xml:space="preserve">Steps:</w:t>
+      </w:r>
+    </w:p>
+    <w:p>
+      <w:r>
+        <w:t xml:space="preserve">1. Open https://www.youtube.com</w:t>
+      </w:r>
+    </w:p>
+    <w:p>
+      <w:r>
+        <w:t xml:space="preserve">Expected: YouTube homepage is displayed</w:t>
+      </w:r>
+    </w:p>
+    <w:p>
+      <w:r>
+        <w:t xml:space="preserve">2. Enter "Playwright automation" in the search box</w:t>
+      </w:r>
+    </w:p>
+    <w:p>
+      <w:r>
+        <w:t xml:space="preserve">Expected: Search text is entered</w:t>
+      </w:r>
+    </w:p>
+    <w:p>
+      <w:r>
+        <w:t xml:space="preserve">3. Press Enter</w:t>
+      </w:r>
+    </w:p>
+    <w:p>
+      <w:r>
+        <w:t xml:space="preserve">Expected: Search is submitted</w:t>
+      </w:r>
+    </w:p>
+    <w:p>
+      <w:r>
+        <w:t xml:space="preserve">4. Click the first search result</w:t>
+      </w:r>
+    </w:p>
+    <w:p>
+      <w:r>
+        <w:t xml:space="preserve">Expected: The video opens</w:t>
+      </w:r>
+    </w:p>
+    <w:p>
+      <w:r>
+        <w:t xml:space="preserve">5. Verify that the Comments section is visible</w:t>
+      </w:r>
+    </w:p>
+    <w:p>
+      <w:r>
+        <w:t xml:space="preserve">Expected: Comments are shown</w:t>
+      </w:r>
+    </w:p>
+    <w:p/>
+    <w:p>
+      <w:r>
+        <w:rPr>
+          <w:b/>
+          <w:bCs/>
+        </w:rPr>
+        <w:t xml:space="preserve">Test Case ID: TC-YT-027</w:t>
+      </w:r>
+    </w:p>
+    <w:p>
+      <w:r>
+        <w:t xml:space="preserve">Title: Liking a video while signed out asks for sign-in</w:t>
+      </w:r>
+    </w:p>
+    <w:p>
+      <w:r>
+        <w:t xml:space="preserve">Precondition: User has internet access. User is not signed in.</w:t>
+      </w:r>
+    </w:p>
+    <w:p>
+      <w:r>
+        <w:t xml:space="preserve">Steps:</w:t>
+      </w:r>
+    </w:p>
+    <w:p>
+      <w:r>
+        <w:t xml:space="preserve">1. Open https://www.youtube.com</w:t>
+      </w:r>
+    </w:p>
+    <w:p>
+      <w:r>
+        <w:t xml:space="preserve">Expected: YouTube homepage is displayed</w:t>
+      </w:r>
+    </w:p>
+    <w:p>
+      <w:r>
+        <w:t xml:space="preserve">2. Enter "Playwright automation" in the search box</w:t>
+      </w:r>
+    </w:p>
+    <w:p>
+      <w:r>
+        <w:t xml:space="preserve">Expected: Search text is entered</w:t>
+      </w:r>
+    </w:p>
+    <w:p>
+      <w:r>
+        <w:t xml:space="preserve">3. Press Enter</w:t>
+      </w:r>
+    </w:p>
+    <w:p>
+      <w:r>
+        <w:t xml:space="preserve">Expected: Search is submitted</w:t>
+      </w:r>
+    </w:p>
+    <w:p>
+      <w:r>
+        <w:t xml:space="preserve">4. Click the first search result</w:t>
+      </w:r>
+    </w:p>
+    <w:p>
+      <w:r>
+        <w:t xml:space="preserve">Expected: The video opens</w:t>
+      </w:r>
+    </w:p>
+    <w:p>
+      <w:r>
+        <w:t xml:space="preserve">5. Verify that the sign-in prompt is not visible</w:t>
+      </w:r>
+    </w:p>
+    <w:p>
+      <w:r>
+        <w:t xml:space="preserve">Expected: Nothing is asked yet</w:t>
+      </w:r>
+    </w:p>
+    <w:p>
+      <w:r>
+        <w:t xml:space="preserve">6. Click the Like button</w:t>
+      </w:r>
+    </w:p>
+    <w:p>
+      <w:r>
+        <w:t xml:space="preserve">Expected: Sign-in is requested</w:t>
+      </w:r>
+    </w:p>
+    <w:p>
+      <w:r>
+        <w:t xml:space="preserve">7. Verify that the sign-in prompt is visible</w:t>
+      </w:r>
+    </w:p>
+    <w:p>
+      <w:r>
+        <w:t xml:space="preserve">Expected: The viewer is asked to sign in</w:t>
+      </w:r>
+    </w:p>
+    <w:p/>
+    <w:p>
+      <w:r>
+        <w:rPr>
+          <w:b/>
+          <w:bCs/>
+        </w:rPr>
+        <w:t xml:space="preserve">Test Case ID: TC-YT-028</w:t>
+      </w:r>
+    </w:p>
+    <w:p>
+      <w:r>
+        <w:t xml:space="preserve">Title: Subscribing while signed out asks for sign-in</w:t>
+      </w:r>
+    </w:p>
+    <w:p>
+      <w:r>
+        <w:t xml:space="preserve">Precondition: User has internet access. User is not signed in.</w:t>
+      </w:r>
+    </w:p>
+    <w:p>
+      <w:r>
+        <w:t xml:space="preserve">Steps:</w:t>
+      </w:r>
+    </w:p>
+    <w:p>
+      <w:r>
+        <w:t xml:space="preserve">1. Open https://www.youtube.com</w:t>
+      </w:r>
+    </w:p>
+    <w:p>
+      <w:r>
+        <w:t xml:space="preserve">Expected: YouTube homepage is displayed</w:t>
+      </w:r>
+    </w:p>
+    <w:p>
+      <w:r>
+        <w:t xml:space="preserve">2. Enter "Playwright automation" in the search box</w:t>
+      </w:r>
+    </w:p>
+    <w:p>
+      <w:r>
+        <w:t xml:space="preserve">Expected: Search text is entered</w:t>
+      </w:r>
+    </w:p>
+    <w:p>
+      <w:r>
+        <w:t xml:space="preserve">3. Press Enter</w:t>
+      </w:r>
+    </w:p>
+    <w:p>
+      <w:r>
+        <w:t xml:space="preserve">Expected: Search is submitted</w:t>
+      </w:r>
+    </w:p>
+    <w:p>
+      <w:r>
+        <w:t xml:space="preserve">4. Click the first search result</w:t>
+      </w:r>
+    </w:p>
+    <w:p>
+      <w:r>
+        <w:t xml:space="preserve">Expected: The video opens</w:t>
+      </w:r>
+    </w:p>
+    <w:p>
+      <w:r>
+        <w:t xml:space="preserve">5. Verify that the Subscribe button is visible</w:t>
+      </w:r>
+    </w:p>
+    <w:p>
+      <w:r>
+        <w:t xml:space="preserve">Expected: Subscribing is offered</w:t>
+      </w:r>
+    </w:p>
+    <w:p>
+      <w:r>
+        <w:t xml:space="preserve">6. Click the Subscribe button</w:t>
+      </w:r>
+    </w:p>
+    <w:p>
+      <w:r>
+        <w:t xml:space="preserve">Expected: Sign-in is requested</w:t>
+      </w:r>
+    </w:p>
+    <w:p>
+      <w:r>
+        <w:t xml:space="preserve">7. Verify that the sign-in prompt is visible</w:t>
+      </w:r>
+    </w:p>
+    <w:p>
+      <w:r>
+        <w:t xml:space="preserve">Expected: The viewer is asked to sign in</w:t>
+      </w:r>
+    </w:p>
+    <w:p/>
+    <w:p>
+      <w:r>
+        <w:rPr>
+          <w:b/>
+          <w:bCs/>
+        </w:rPr>
+        <w:t xml:space="preserve">Test Case ID: TC-YT-029</w:t>
+      </w:r>
+    </w:p>
+    <w:p>
+      <w:r>
+        <w:t xml:space="preserve">Title: Open the YouTube homepage</w:t>
+      </w:r>
+    </w:p>
+    <w:p>
+      <w:r>
+        <w:t xml:space="preserve">Precondition: User has internet access.</w:t>
+      </w:r>
+    </w:p>
+    <w:p>
+      <w:r>
+        <w:t xml:space="preserve">Steps:</w:t>
+      </w:r>
+    </w:p>
+    <w:p>
+      <w:r>
+        <w:t xml:space="preserve">1. Open https://www.youtube.com</w:t>
+      </w:r>
+    </w:p>
+    <w:p>
+      <w:r>
+        <w:t xml:space="preserve">Expected: YouTube homepage is displayed</w:t>
+      </w:r>
+    </w:p>
+    <w:p>
+      <w:r>
+        <w:t xml:space="preserve">2. Verify that the page title contains "YouTube"</w:t>
+      </w:r>
+    </w:p>
+    <w:p>
+      <w:r>
+        <w:t xml:space="preserve">Expected: Browser tab reads YouTube</w:t>
+      </w:r>
+    </w:p>
+    <w:p>
+      <w:r>
+        <w:t xml:space="preserve">3. Verify that the YouTube logo is visible</w:t>
+      </w:r>
+    </w:p>
+    <w:p>
+      <w:r>
+        <w:t xml:space="preserve">Expected: The logo is shown in the header</w:t>
+      </w:r>
+    </w:p>
+    <w:p>
+      <w:r>
+        <w:t xml:space="preserve">4. Verify that the search box is visible</w:t>
+      </w:r>
+    </w:p>
+    <w:p>
+      <w:r>
+        <w:t xml:space="preserve">Expected: The search box is shown in the header</w:t>
+      </w:r>
+    </w:p>
+    <w:p/>
+    <w:p>
+      <w:r>
+        <w:rPr>
+          <w:b/>
+          <w:bCs/>
+        </w:rPr>
+        <w:t xml:space="preserve">Test Case ID: TC-YT-031</w:t>
+      </w:r>
+    </w:p>
+    <w:p>
+      <w:r>
+        <w:t xml:space="preserve">Title: Browser Back navigation</w:t>
+      </w:r>
+    </w:p>
+    <w:p>
+      <w:r>
+        <w:t xml:space="preserve">Precondition: User has internet access.</w:t>
+      </w:r>
+    </w:p>
+    <w:p>
+      <w:r>
+        <w:t xml:space="preserve">Steps:</w:t>
+      </w:r>
+    </w:p>
+    <w:p>
+      <w:r>
+        <w:t xml:space="preserve">1. Open https://www.youtube.com</w:t>
+      </w:r>
+    </w:p>
+    <w:p>
+      <w:r>
+        <w:t xml:space="preserve">Expected: YouTube homepage is displayed</w:t>
+      </w:r>
+    </w:p>
+    <w:p>
+      <w:r>
+        <w:t xml:space="preserve">2. Enter "Playwright automation" in the search box</w:t>
+      </w:r>
+    </w:p>
+    <w:p>
+      <w:r>
+        <w:t xml:space="preserve">Expected: Search text is entered</w:t>
+      </w:r>
+    </w:p>
+    <w:p>
+      <w:r>
+        <w:t xml:space="preserve">3. Press Enter</w:t>
+      </w:r>
+    </w:p>
+    <w:p>
+      <w:r>
+        <w:t xml:space="preserve">Expected: Search is submitted</w:t>
+      </w:r>
+    </w:p>
+    <w:p>
+      <w:r>
+        <w:t xml:space="preserve">4. Click the first search result</w:t>
+      </w:r>
+    </w:p>
+    <w:p>
+      <w:r>
+        <w:t xml:space="preserve">Expected: The video opens</w:t>
+      </w:r>
+    </w:p>
+    <w:p>
+      <w:r>
+        <w:t xml:space="preserve">5. Verify that the video page is displayed</w:t>
+      </w:r>
+    </w:p>
+    <w:p>
+      <w:r>
+        <w:t xml:space="preserve">Expected: The URL contains /watch</w:t>
+      </w:r>
+    </w:p>
+    <w:p>
+      <w:r>
+        <w:t xml:space="preserve">6. Navigate back</w:t>
+      </w:r>
+    </w:p>
+    <w:p>
+      <w:r>
+        <w:t xml:space="preserve">Expected: The browser returns to the search results</w:t>
+      </w:r>
+    </w:p>
+    <w:p>
+      <w:r>
+        <w:t xml:space="preserve">7. Verify that the URL contains "/results"</w:t>
+      </w:r>
+    </w:p>
+    <w:p>
+      <w:r>
+        <w:t xml:space="preserve">Expected: The results page is shown again</w:t>
+      </w:r>
+    </w:p>
+    <w:p/>
+    <w:p>
+      <w:r>
+        <w:rPr>
+          <w:b/>
+          <w:bCs/>
+        </w:rPr>
+        <w:t xml:space="preserve">Test Case ID: TC-YT-032</w:t>
+      </w:r>
+    </w:p>
+    <w:p>
+      <w:r>
+        <w:t xml:space="preserve">Title: Browser Forward navigation</w:t>
+      </w:r>
+    </w:p>
+    <w:p>
+      <w:r>
+        <w:t xml:space="preserve">Precondition: User has internet access.</w:t>
+      </w:r>
+    </w:p>
+    <w:p>
+      <w:r>
+        <w:t xml:space="preserve">Steps:</w:t>
+      </w:r>
+    </w:p>
+    <w:p>
+      <w:r>
+        <w:t xml:space="preserve">1. Open https://www.youtube.com</w:t>
+      </w:r>
+    </w:p>
+    <w:p>
+      <w:r>
+        <w:t xml:space="preserve">Expected: YouTube homepage is displayed</w:t>
+      </w:r>
+    </w:p>
+    <w:p>
+      <w:r>
+        <w:t xml:space="preserve">2. Enter "Playwright automation" in the search box</w:t>
+      </w:r>
+    </w:p>
+    <w:p>
+      <w:r>
+        <w:t xml:space="preserve">Expected: Search text is entered</w:t>
+      </w:r>
+    </w:p>
+    <w:p>
+      <w:r>
+        <w:t xml:space="preserve">3. Press Enter</w:t>
+      </w:r>
+    </w:p>
+    <w:p>
+      <w:r>
+        <w:t xml:space="preserve">Expected: Search is submitted</w:t>
+      </w:r>
+    </w:p>
+    <w:p>
+      <w:r>
+        <w:t xml:space="preserve">4. Click the first search result</w:t>
+      </w:r>
+    </w:p>
+    <w:p>
+      <w:r>
+        <w:t xml:space="preserve">Expected: The video opens</w:t>
+      </w:r>
+    </w:p>
+    <w:p>
+      <w:r>
+        <w:t xml:space="preserve">5. Navigate back</w:t>
+      </w:r>
+    </w:p>
+    <w:p>
+      <w:r>
+        <w:t xml:space="preserve">Expected: The browser returns to the search results</w:t>
+      </w:r>
+    </w:p>
+    <w:p>
+      <w:r>
+        <w:t xml:space="preserve">6. Verify that the URL contains "/results"</w:t>
+      </w:r>
+    </w:p>
+    <w:p>
+      <w:r>
+        <w:t xml:space="preserve">Expected: The results page is shown</w:t>
+      </w:r>
+    </w:p>
+    <w:p>
+      <w:r>
+        <w:t xml:space="preserve">7. Navigate forward</w:t>
+      </w:r>
+    </w:p>
+    <w:p>
+      <w:r>
+        <w:t xml:space="preserve">Expected: The browser returns to the video</w:t>
+      </w:r>
+    </w:p>
+    <w:p>
+      <w:r>
+        <w:t xml:space="preserve">8. Verify that the video page is displayed</w:t>
+      </w:r>
+    </w:p>
+    <w:p>
+      <w:r>
+        <w:t xml:space="preserve">Expected: The URL contains /watch</w:t>
       </w:r>
     </w:p>
     <w:sectPr>

--- a/input/youtube-tests.docx
+++ b/input/youtube-tests.docx
@@ -48,7 +48,17 @@
     </w:p>
     <w:p>
       <w:r>
-        <w:t xml:space="preserve">2. Enter "Playwright automation" in the search box</w:t>
+        <w:t xml:space="preserve">2. Close the cookie consent dialog if it is displayed</w:t>
+      </w:r>
+    </w:p>
+    <w:p>
+      <w:r>
+        <w:t xml:space="preserve">Expected: The page is not covered by the consent dialog</w:t>
+      </w:r>
+    </w:p>
+    <w:p>
+      <w:r>
+        <w:t xml:space="preserve">3. Enter "Playwright automation" in the search box</w:t>
       </w:r>
     </w:p>
     <w:p>
@@ -58,7 +68,7 @@
     </w:p>
     <w:p>
       <w:r>
-        <w:t xml:space="preserve">3. Click the Search button</w:t>
+        <w:t xml:space="preserve">4. Click the Search button</w:t>
       </w:r>
     </w:p>
     <w:p>
@@ -68,7 +78,7 @@
     </w:p>
     <w:p>
       <w:r>
-        <w:t xml:space="preserve">4. Verify that search results are displayed</w:t>
+        <w:t xml:space="preserve">5. Verify that search results are displayed</w:t>
       </w:r>
     </w:p>
     <w:p>
@@ -78,7 +88,7 @@
     </w:p>
     <w:p>
       <w:r>
-        <w:t xml:space="preserve">5. Click the first search result</w:t>
+        <w:t xml:space="preserve">6. Click the first search result</w:t>
       </w:r>
     </w:p>
     <w:p>
@@ -88,7 +98,7 @@
     </w:p>
     <w:p>
       <w:r>
-        <w:t xml:space="preserve">6. Verify that the video page is displayed</w:t>
+        <w:t xml:space="preserve">7. Verify that the video page is displayed</w:t>
       </w:r>
     </w:p>
     <w:p>
@@ -133,7 +143,17 @@
     </w:p>
     <w:p>
       <w:r>
-        <w:t xml:space="preserve">2. Verify that the YouTube logo is visible</w:t>
+        <w:t xml:space="preserve">2. Close the cookie consent dialog if it is displayed</w:t>
+      </w:r>
+    </w:p>
+    <w:p>
+      <w:r>
+        <w:t xml:space="preserve">Expected: The page is not covered by the consent dialog</w:t>
+      </w:r>
+    </w:p>
+    <w:p>
+      <w:r>
+        <w:t xml:space="preserve">3. Verify that the YouTube logo is visible</w:t>
       </w:r>
     </w:p>
     <w:p>
@@ -143,7 +163,7 @@
     </w:p>
     <w:p>
       <w:r>
-        <w:t xml:space="preserve">3. Verify that the search box is visible</w:t>
+        <w:t xml:space="preserve">4. Verify that the search box is visible</w:t>
       </w:r>
     </w:p>
     <w:p>
@@ -153,7 +173,7 @@
     </w:p>
     <w:p>
       <w:r>
-        <w:t xml:space="preserve">4. Verify that the page title contains "YouTube"</w:t>
+        <w:t xml:space="preserve">5. Verify that the page title contains "YouTube"</w:t>
       </w:r>
     </w:p>
     <w:p>
@@ -198,7 +218,17 @@
     </w:p>
     <w:p>
       <w:r>
-        <w:t xml:space="preserve">2. Enter "Playwright testing tutorial" in the search box</w:t>
+        <w:t xml:space="preserve">2. Close the cookie consent dialog if it is displayed</w:t>
+      </w:r>
+    </w:p>
+    <w:p>
+      <w:r>
+        <w:t xml:space="preserve">Expected: The page is not covered by the consent dialog</w:t>
+      </w:r>
+    </w:p>
+    <w:p>
+      <w:r>
+        <w:t xml:space="preserve">3. Enter "Playwright testing tutorial" in the search box</w:t>
       </w:r>
     </w:p>
     <w:p>
@@ -208,7 +238,7 @@
     </w:p>
     <w:p>
       <w:r>
-        <w:t xml:space="preserve">3. Press Enter</w:t>
+        <w:t xml:space="preserve">4. Press Enter</w:t>
       </w:r>
     </w:p>
     <w:p>
@@ -218,7 +248,7 @@
     </w:p>
     <w:p>
       <w:r>
-        <w:t xml:space="preserve">4. Verify that search results are displayed</w:t>
+        <w:t xml:space="preserve">5. Verify that search results are displayed</w:t>
       </w:r>
     </w:p>
     <w:p>
@@ -228,7 +258,7 @@
     </w:p>
     <w:p>
       <w:r>
-        <w:t xml:space="preserve">5. Click the first search result</w:t>
+        <w:t xml:space="preserve">6. Click the first search result</w:t>
       </w:r>
     </w:p>
     <w:p>
@@ -238,7 +268,7 @@
     </w:p>
     <w:p>
       <w:r>
-        <w:t xml:space="preserve">6. Verify that the video player is visible</w:t>
+        <w:t xml:space="preserve">7. Verify that the video player is visible</w:t>
       </w:r>
     </w:p>
     <w:p>
@@ -248,7 +278,7 @@
     </w:p>
     <w:p>
       <w:r>
-        <w:t xml:space="preserve">7. Verify that the page title contains "YouTube"</w:t>
+        <w:t xml:space="preserve">8. Verify that the page title contains "YouTube"</w:t>
       </w:r>
     </w:p>
     <w:p>
@@ -293,7 +323,17 @@
     </w:p>
     <w:p>
       <w:r>
-        <w:t xml:space="preserve">2. Enter "Playwright automation" in the search box</w:t>
+        <w:t xml:space="preserve">2. Close the cookie consent dialog if it is displayed</w:t>
+      </w:r>
+    </w:p>
+    <w:p>
+      <w:r>
+        <w:t xml:space="preserve">Expected: The page is not covered by the consent dialog</w:t>
+      </w:r>
+    </w:p>
+    <w:p>
+      <w:r>
+        <w:t xml:space="preserve">3. Enter "Playwright automation" in the search box</w:t>
       </w:r>
     </w:p>
     <w:p>
@@ -303,7 +343,7 @@
     </w:p>
     <w:p>
       <w:r>
-        <w:t xml:space="preserve">3. Click the Search button</w:t>
+        <w:t xml:space="preserve">4. Click the Search button</w:t>
       </w:r>
     </w:p>
     <w:p>
@@ -313,7 +353,7 @@
     </w:p>
     <w:p>
       <w:r>
-        <w:t xml:space="preserve">4. Click the first search result</w:t>
+        <w:t xml:space="preserve">5. Click the first search result</w:t>
       </w:r>
     </w:p>
     <w:p>
@@ -323,7 +363,7 @@
     </w:p>
     <w:p>
       <w:r>
-        <w:t xml:space="preserve">5. Verify that the video page is displayed</w:t>
+        <w:t xml:space="preserve">6. Verify that the video page is displayed</w:t>
       </w:r>
     </w:p>
     <w:p>
@@ -333,7 +373,7 @@
     </w:p>
     <w:p>
       <w:r>
-        <w:t xml:space="preserve">6. Navigate back</w:t>
+        <w:t xml:space="preserve">7. Navigate back</w:t>
       </w:r>
     </w:p>
     <w:p>
@@ -343,7 +383,7 @@
     </w:p>
     <w:p>
       <w:r>
-        <w:t xml:space="preserve">7. Verify that the URL contains "/results"</w:t>
+        <w:t xml:space="preserve">8. Verify that the URL contains "/results"</w:t>
       </w:r>
     </w:p>
     <w:p>
@@ -388,7 +428,17 @@
     </w:p>
     <w:p>
       <w:r>
-        <w:t xml:space="preserve">2. Enter "Playwright automation" in the search box</w:t>
+        <w:t xml:space="preserve">2. Close the cookie consent dialog if it is displayed</w:t>
+      </w:r>
+    </w:p>
+    <w:p>
+      <w:r>
+        <w:t xml:space="preserve">Expected: The page is not covered by the consent dialog</w:t>
+      </w:r>
+    </w:p>
+    <w:p>
+      <w:r>
+        <w:t xml:space="preserve">3. Enter "Playwright automation" in the search box</w:t>
       </w:r>
     </w:p>
     <w:p>
@@ -398,7 +448,7 @@
     </w:p>
     <w:p>
       <w:r>
-        <w:t xml:space="preserve">3. Click the Search button</w:t>
+        <w:t xml:space="preserve">4. Click the Search button</w:t>
       </w:r>
     </w:p>
     <w:p>
@@ -408,7 +458,7 @@
     </w:p>
     <w:p>
       <w:r>
-        <w:t xml:space="preserve">4. Verify that search results are displayed</w:t>
+        <w:t xml:space="preserve">5. Verify that search results are displayed</w:t>
       </w:r>
     </w:p>
     <w:p>
@@ -418,7 +468,7 @@
     </w:p>
     <w:p>
       <w:r>
-        <w:t xml:space="preserve">5. Verify that the search results list contains "Playwright"</w:t>
+        <w:t xml:space="preserve">6. Verify that the search results list contains "Playwright"</w:t>
       </w:r>
     </w:p>
     <w:p>
@@ -428,7 +478,7 @@
     </w:p>
     <w:p>
       <w:r>
-        <w:t xml:space="preserve">6. Verify that the page title contains "Playwright automation"</w:t>
+        <w:t xml:space="preserve">7. Verify that the page title contains "Playwright automation"</w:t>
       </w:r>
     </w:p>
     <w:p>
@@ -473,7 +523,17 @@
     </w:p>
     <w:p>
       <w:r>
-        <w:t xml:space="preserve">2. Enter "Playwright automation" in the search box</w:t>
+        <w:t xml:space="preserve">2. Close the cookie consent dialog if it is displayed</w:t>
+      </w:r>
+    </w:p>
+    <w:p>
+      <w:r>
+        <w:t xml:space="preserve">Expected: The page is not covered by the consent dialog</w:t>
+      </w:r>
+    </w:p>
+    <w:p>
+      <w:r>
+        <w:t xml:space="preserve">3. Enter "Playwright automation" in the search box</w:t>
       </w:r>
     </w:p>
     <w:p>
@@ -483,7 +543,7 @@
     </w:p>
     <w:p>
       <w:r>
-        <w:t xml:space="preserve">3. Press Enter</w:t>
+        <w:t xml:space="preserve">4. Press Enter</w:t>
       </w:r>
     </w:p>
     <w:p>
@@ -493,7 +553,7 @@
     </w:p>
     <w:p>
       <w:r>
-        <w:t xml:space="preserve">4. Click the first search result</w:t>
+        <w:t xml:space="preserve">5. Click the first search result</w:t>
       </w:r>
     </w:p>
     <w:p>
@@ -503,7 +563,7 @@
     </w:p>
     <w:p>
       <w:r>
-        <w:t xml:space="preserve">5. Verify that the video page is displayed</w:t>
+        <w:t xml:space="preserve">6. Verify that the video page is displayed</w:t>
       </w:r>
     </w:p>
     <w:p>
@@ -513,7 +573,7 @@
     </w:p>
     <w:p>
       <w:r>
-        <w:t xml:space="preserve">6. Verify that the video player is visible</w:t>
+        <w:t xml:space="preserve">7. Verify that the video player is visible</w:t>
       </w:r>
     </w:p>
     <w:p>
@@ -523,7 +583,7 @@
     </w:p>
     <w:p>
       <w:r>
-        <w:t xml:space="preserve">7. Verify that the video title contains "Playwright"</w:t>
+        <w:t xml:space="preserve">8. Verify that the video title contains "Playwright"</w:t>
       </w:r>
     </w:p>
     <w:p>
@@ -568,7 +628,17 @@
     </w:p>
     <w:p>
       <w:r>
-        <w:t xml:space="preserve">2. Enter "Playwright automation" in the search box</w:t>
+        <w:t xml:space="preserve">2. Close the cookie consent dialog if it is displayed</w:t>
+      </w:r>
+    </w:p>
+    <w:p>
+      <w:r>
+        <w:t xml:space="preserve">Expected: The page is not covered by the consent dialog</w:t>
+      </w:r>
+    </w:p>
+    <w:p>
+      <w:r>
+        <w:t xml:space="preserve">3. Enter "Playwright automation" in the search box</w:t>
       </w:r>
     </w:p>
     <w:p>
@@ -578,7 +648,7 @@
     </w:p>
     <w:p>
       <w:r>
-        <w:t xml:space="preserve">3. Click the Search button</w:t>
+        <w:t xml:space="preserve">4. Click the Search button</w:t>
       </w:r>
     </w:p>
     <w:p>
@@ -588,7 +658,7 @@
     </w:p>
     <w:p>
       <w:r>
-        <w:t xml:space="preserve">4. Verify that search results are displayed</w:t>
+        <w:t xml:space="preserve">5. Verify that search results are displayed</w:t>
       </w:r>
     </w:p>
     <w:p>
@@ -598,7 +668,7 @@
     </w:p>
     <w:p>
       <w:r>
-        <w:t xml:space="preserve">5. Click the YouTube logo</w:t>
+        <w:t xml:space="preserve">6. Click the YouTube logo</w:t>
       </w:r>
     </w:p>
     <w:p>
@@ -608,7 +678,7 @@
     </w:p>
     <w:p>
       <w:r>
-        <w:t xml:space="preserve">6. Verify that the page title contains "YouTube"</w:t>
+        <w:t xml:space="preserve">7. Verify that the page title contains "YouTube"</w:t>
       </w:r>
     </w:p>
     <w:p>
@@ -618,7 +688,7 @@
     </w:p>
     <w:p>
       <w:r>
-        <w:t xml:space="preserve">7. Verify that the search box is visible</w:t>
+        <w:t xml:space="preserve">8. Verify that the search box is visible</w:t>
       </w:r>
     </w:p>
     <w:p>
@@ -663,7 +733,17 @@
     </w:p>
     <w:p>
       <w:r>
-        <w:t xml:space="preserve">2. Enter "Playwright vs Selenium" in the search box</w:t>
+        <w:t xml:space="preserve">2. Close the cookie consent dialog if it is displayed</w:t>
+      </w:r>
+    </w:p>
+    <w:p>
+      <w:r>
+        <w:t xml:space="preserve">Expected: The page is not covered by the consent dialog</w:t>
+      </w:r>
+    </w:p>
+    <w:p>
+      <w:r>
+        <w:t xml:space="preserve">3. Enter "Playwright vs Selenium" in the search box</w:t>
       </w:r>
     </w:p>
     <w:p>
@@ -673,7 +753,7 @@
     </w:p>
     <w:p>
       <w:r>
-        <w:t xml:space="preserve">3. Click the Search button</w:t>
+        <w:t xml:space="preserve">4. Click the Search button</w:t>
       </w:r>
     </w:p>
     <w:p>
@@ -683,7 +763,7 @@
     </w:p>
     <w:p>
       <w:r>
-        <w:t xml:space="preserve">4. Verify that search results are displayed</w:t>
+        <w:t xml:space="preserve">5. Verify that search results are displayed</w:t>
       </w:r>
     </w:p>
     <w:p>
@@ -693,7 +773,7 @@
     </w:p>
     <w:p>
       <w:r>
-        <w:t xml:space="preserve">5. Verify that the search results list contains "Selenium"</w:t>
+        <w:t xml:space="preserve">6. Verify that the search results list contains "Selenium"</w:t>
       </w:r>
     </w:p>
     <w:p>
@@ -738,7 +818,17 @@
     </w:p>
     <w:p>
       <w:r>
-        <w:t xml:space="preserve">2. Enter "Playwright automation" in the search box</w:t>
+        <w:t xml:space="preserve">2. Close the cookie consent dialog if it is displayed</w:t>
+      </w:r>
+    </w:p>
+    <w:p>
+      <w:r>
+        <w:t xml:space="preserve">Expected: The page is not covered by the consent dialog</w:t>
+      </w:r>
+    </w:p>
+    <w:p>
+      <w:r>
+        <w:t xml:space="preserve">3. Enter "Playwright automation" in the search box</w:t>
       </w:r>
     </w:p>
     <w:p>
@@ -748,7 +838,7 @@
     </w:p>
     <w:p>
       <w:r>
-        <w:t xml:space="preserve">3. Press Enter</w:t>
+        <w:t xml:space="preserve">4. Press Enter</w:t>
       </w:r>
     </w:p>
     <w:p>
@@ -758,7 +848,7 @@
     </w:p>
     <w:p>
       <w:r>
-        <w:t xml:space="preserve">4. Click the first search result</w:t>
+        <w:t xml:space="preserve">5. Click the first search result</w:t>
       </w:r>
     </w:p>
     <w:p>
@@ -768,7 +858,7 @@
     </w:p>
     <w:p>
       <w:r>
-        <w:t xml:space="preserve">5. Verify that the video player is visible</w:t>
+        <w:t xml:space="preserve">6. Verify that the video player is visible</w:t>
       </w:r>
     </w:p>
     <w:p>
@@ -778,7 +868,7 @@
     </w:p>
     <w:p>
       <w:r>
-        <w:t xml:space="preserve">6. Navigate back</w:t>
+        <w:t xml:space="preserve">7. Navigate back</w:t>
       </w:r>
     </w:p>
     <w:p>
@@ -788,7 +878,7 @@
     </w:p>
     <w:p>
       <w:r>
-        <w:t xml:space="preserve">7. Verify that search results are displayed</w:t>
+        <w:t xml:space="preserve">8. Verify that search results are displayed</w:t>
       </w:r>
     </w:p>
     <w:p>
@@ -833,7 +923,17 @@
     </w:p>
     <w:p>
       <w:r>
-        <w:t xml:space="preserve">2. Verify that the YouTube logo is visible</w:t>
+        <w:t xml:space="preserve">2. Close the cookie consent dialog if it is displayed</w:t>
+      </w:r>
+    </w:p>
+    <w:p>
+      <w:r>
+        <w:t xml:space="preserve">Expected: The page is not covered by the consent dialog</w:t>
+      </w:r>
+    </w:p>
+    <w:p>
+      <w:r>
+        <w:t xml:space="preserve">3. Verify that the YouTube logo is visible</w:t>
       </w:r>
     </w:p>
     <w:p>
@@ -843,7 +943,7 @@
     </w:p>
     <w:p>
       <w:r>
-        <w:t xml:space="preserve">3. Verify that the video player is not visible</w:t>
+        <w:t xml:space="preserve">4. Verify that the video player is not visible</w:t>
       </w:r>
     </w:p>
     <w:p>
@@ -888,7 +988,17 @@
     </w:p>
     <w:p>
       <w:r>
-        <w:t xml:space="preserve">2. Enter "Playwright automation" in the search box</w:t>
+        <w:t xml:space="preserve">2. Close the cookie consent dialog if it is displayed</w:t>
+      </w:r>
+    </w:p>
+    <w:p>
+      <w:r>
+        <w:t xml:space="preserve">Expected: The page is not covered by the consent dialog</w:t>
+      </w:r>
+    </w:p>
+    <w:p>
+      <w:r>
+        <w:t xml:space="preserve">3. Enter "Playwright automation" in the search box</w:t>
       </w:r>
     </w:p>
     <w:p>
@@ -898,7 +1008,7 @@
     </w:p>
     <w:p>
       <w:r>
-        <w:t xml:space="preserve">3. Click the Search button</w:t>
+        <w:t xml:space="preserve">4. Click the Search button</w:t>
       </w:r>
     </w:p>
     <w:p>
@@ -908,7 +1018,7 @@
     </w:p>
     <w:p>
       <w:r>
-        <w:t xml:space="preserve">4. Verify that search results are displayed</w:t>
+        <w:t xml:space="preserve">5. Verify that search results are displayed</w:t>
       </w:r>
     </w:p>
     <w:p>
@@ -918,7 +1028,7 @@
     </w:p>
     <w:p>
       <w:r>
-        <w:t xml:space="preserve">5. Enter "Playwright vs Selenium" in the search box</w:t>
+        <w:t xml:space="preserve">6. Enter "Playwright vs Selenium" in the search box</w:t>
       </w:r>
     </w:p>
     <w:p>
@@ -928,7 +1038,7 @@
     </w:p>
     <w:p>
       <w:r>
-        <w:t xml:space="preserve">6. Click the Search button</w:t>
+        <w:t xml:space="preserve">7. Click the Search button</w:t>
       </w:r>
     </w:p>
     <w:p>
@@ -938,7 +1048,7 @@
     </w:p>
     <w:p>
       <w:r>
-        <w:t xml:space="preserve">7. Verify that the page title contains "Playwright vs Selenium"</w:t>
+        <w:t xml:space="preserve">8. Verify that the page title contains "Playwright vs Selenium"</w:t>
       </w:r>
     </w:p>
     <w:p>
@@ -983,7 +1093,17 @@
     </w:p>
     <w:p>
       <w:r>
-        <w:t xml:space="preserve">2. Enter "Playwright testing tutorial" in the search box</w:t>
+        <w:t xml:space="preserve">2. Close the cookie consent dialog if it is displayed</w:t>
+      </w:r>
+    </w:p>
+    <w:p>
+      <w:r>
+        <w:t xml:space="preserve">Expected: The page is not covered by the consent dialog</w:t>
+      </w:r>
+    </w:p>
+    <w:p>
+      <w:r>
+        <w:t xml:space="preserve">3. Enter "Playwright testing tutorial" in the search box</w:t>
       </w:r>
     </w:p>
     <w:p>
@@ -993,7 +1113,7 @@
     </w:p>
     <w:p>
       <w:r>
-        <w:t xml:space="preserve">3. Press Enter</w:t>
+        <w:t xml:space="preserve">4. Press Enter</w:t>
       </w:r>
     </w:p>
     <w:p>
@@ -1003,7 +1123,7 @@
     </w:p>
     <w:p>
       <w:r>
-        <w:t xml:space="preserve">4. Click the first search result</w:t>
+        <w:t xml:space="preserve">5. Click the first search result</w:t>
       </w:r>
     </w:p>
     <w:p>
@@ -1013,7 +1133,7 @@
     </w:p>
     <w:p>
       <w:r>
-        <w:t xml:space="preserve">5. Verify that the video page is displayed</w:t>
+        <w:t xml:space="preserve">6. Verify that the video page is displayed</w:t>
       </w:r>
     </w:p>
     <w:p>
@@ -1023,7 +1143,7 @@
     </w:p>
     <w:p>
       <w:r>
-        <w:t xml:space="preserve">6. Click the YouTube logo</w:t>
+        <w:t xml:space="preserve">7. Click the YouTube logo</w:t>
       </w:r>
     </w:p>
     <w:p>
@@ -1033,7 +1153,7 @@
     </w:p>
     <w:p>
       <w:r>
-        <w:t xml:space="preserve">7. Verify that the search box is visible</w:t>
+        <w:t xml:space="preserve">8. Verify that the search box is visible</w:t>
       </w:r>
     </w:p>
     <w:p>
@@ -1043,7 +1163,7 @@
     </w:p>
     <w:p>
       <w:r>
-        <w:t xml:space="preserve">8. Verify that the video player is not visible</w:t>
+        <w:t xml:space="preserve">9. Verify that the video player is not visible</w:t>
       </w:r>
     </w:p>
     <w:p>
@@ -1088,7 +1208,17 @@
     </w:p>
     <w:p>
       <w:r>
-        <w:t xml:space="preserve">2. Enter "Playwright automation" in the search box</w:t>
+        <w:t xml:space="preserve">2. Close the cookie consent dialog if it is displayed</w:t>
+      </w:r>
+    </w:p>
+    <w:p>
+      <w:r>
+        <w:t xml:space="preserve">Expected: The page is not covered by the consent dialog</w:t>
+      </w:r>
+    </w:p>
+    <w:p>
+      <w:r>
+        <w:t xml:space="preserve">3. Enter "Playwright automation" in the search box</w:t>
       </w:r>
     </w:p>
     <w:p>
@@ -1098,7 +1228,7 @@
     </w:p>
     <w:p>
       <w:r>
-        <w:t xml:space="preserve">3. Click the Search button</w:t>
+        <w:t xml:space="preserve">4. Click the Search button</w:t>
       </w:r>
     </w:p>
     <w:p>
@@ -1108,7 +1238,7 @@
     </w:p>
     <w:p>
       <w:r>
-        <w:t xml:space="preserve">4. Verify that search results are displayed</w:t>
+        <w:t xml:space="preserve">5. Verify that search results are displayed</w:t>
       </w:r>
     </w:p>
     <w:p>
@@ -1153,7 +1283,17 @@
     </w:p>
     <w:p>
       <w:r>
-        <w:t xml:space="preserve">2. Enter "zzqqxx no such video" in the search box</w:t>
+        <w:t xml:space="preserve">2. Close the cookie consent dialog if it is displayed</w:t>
+      </w:r>
+    </w:p>
+    <w:p>
+      <w:r>
+        <w:t xml:space="preserve">Expected: The page is not covered by the consent dialog</w:t>
+      </w:r>
+    </w:p>
+    <w:p>
+      <w:r>
+        <w:t xml:space="preserve">3. Enter "zzqqxx no such video" in the search box</w:t>
       </w:r>
     </w:p>
     <w:p>
@@ -1163,7 +1303,7 @@
     </w:p>
     <w:p>
       <w:r>
-        <w:t xml:space="preserve">3. Press Enter</w:t>
+        <w:t xml:space="preserve">4. Press Enter</w:t>
       </w:r>
     </w:p>
     <w:p>
@@ -1173,7 +1313,7 @@
     </w:p>
     <w:p>
       <w:r>
-        <w:t xml:space="preserve">4. Verify that the no results message is visible</w:t>
+        <w:t xml:space="preserve">5. Verify that the no results message is visible</w:t>
       </w:r>
     </w:p>
     <w:p>
@@ -1183,7 +1323,7 @@
     </w:p>
     <w:p>
       <w:r>
-        <w:t xml:space="preserve">5. Verify that the first search result is not visible</w:t>
+        <w:t xml:space="preserve">6. Verify that the first search result is not visible</w:t>
       </w:r>
     </w:p>
     <w:p>
@@ -1228,7 +1368,17 @@
     </w:p>
     <w:p>
       <w:r>
-        <w:t xml:space="preserve">2. Enter "Playwright automation" in the search box</w:t>
+        <w:t xml:space="preserve">2. Close the cookie consent dialog if it is displayed</w:t>
+      </w:r>
+    </w:p>
+    <w:p>
+      <w:r>
+        <w:t xml:space="preserve">Expected: The page is not covered by the consent dialog</w:t>
+      </w:r>
+    </w:p>
+    <w:p>
+      <w:r>
+        <w:t xml:space="preserve">3. Enter "Playwright automation" in the search box</w:t>
       </w:r>
     </w:p>
     <w:p>
@@ -1238,7 +1388,7 @@
     </w:p>
     <w:p>
       <w:r>
-        <w:t xml:space="preserve">3. Clear the search box</w:t>
+        <w:t xml:space="preserve">4. Clear the search box</w:t>
       </w:r>
     </w:p>
     <w:p>
@@ -1248,7 +1398,7 @@
     </w:p>
     <w:p>
       <w:r>
-        <w:t xml:space="preserve">4. Verify that the search box is visible</w:t>
+        <w:t xml:space="preserve">5. Verify that the search box is visible</w:t>
       </w:r>
     </w:p>
     <w:p>
@@ -1293,7 +1443,17 @@
     </w:p>
     <w:p>
       <w:r>
-        <w:t xml:space="preserve">2. Enter "Playwright automation" in the search box</w:t>
+        <w:t xml:space="preserve">2. Close the cookie consent dialog if it is displayed</w:t>
+      </w:r>
+    </w:p>
+    <w:p>
+      <w:r>
+        <w:t xml:space="preserve">Expected: The page is not covered by the consent dialog</w:t>
+      </w:r>
+    </w:p>
+    <w:p>
+      <w:r>
+        <w:t xml:space="preserve">3. Enter "Playwright automation" in the search box</w:t>
       </w:r>
     </w:p>
     <w:p>
@@ -1303,7 +1463,7 @@
     </w:p>
     <w:p>
       <w:r>
-        <w:t xml:space="preserve">3. Press Enter</w:t>
+        <w:t xml:space="preserve">4. Press Enter</w:t>
       </w:r>
     </w:p>
     <w:p>
@@ -1313,7 +1473,7 @@
     </w:p>
     <w:p>
       <w:r>
-        <w:t xml:space="preserve">4. Verify that the URL contains "/results"</w:t>
+        <w:t xml:space="preserve">5. Verify that the URL contains "/results"</w:t>
       </w:r>
     </w:p>
     <w:p>
@@ -1323,7 +1483,7 @@
     </w:p>
     <w:p>
       <w:r>
-        <w:t xml:space="preserve">5. Verify that search results are displayed</w:t>
+        <w:t xml:space="preserve">6. Verify that search results are displayed</w:t>
       </w:r>
     </w:p>
     <w:p>
@@ -1368,7 +1528,17 @@
     </w:p>
     <w:p>
       <w:r>
-        <w:t xml:space="preserve">2. Enter "Playwright automation" in the search box</w:t>
+        <w:t xml:space="preserve">2. Close the cookie consent dialog if it is displayed</w:t>
+      </w:r>
+    </w:p>
+    <w:p>
+      <w:r>
+        <w:t xml:space="preserve">Expected: The page is not covered by the consent dialog</w:t>
+      </w:r>
+    </w:p>
+    <w:p>
+      <w:r>
+        <w:t xml:space="preserve">3. Enter "Playwright automation" in the search box</w:t>
       </w:r>
     </w:p>
     <w:p>
@@ -1378,7 +1548,7 @@
     </w:p>
     <w:p>
       <w:r>
-        <w:t xml:space="preserve">3. Click the Search button</w:t>
+        <w:t xml:space="preserve">4. Click the Search button</w:t>
       </w:r>
     </w:p>
     <w:p>
@@ -1388,7 +1558,7 @@
     </w:p>
     <w:p>
       <w:r>
-        <w:t xml:space="preserve">4. Verify that the URL contains "/results"</w:t>
+        <w:t xml:space="preserve">5. Verify that the URL contains "/results"</w:t>
       </w:r>
     </w:p>
     <w:p>
@@ -1433,7 +1603,17 @@
     </w:p>
     <w:p>
       <w:r>
-        <w:t xml:space="preserve">2. Enter "Playwright automation" in the search box</w:t>
+        <w:t xml:space="preserve">2. Close the cookie consent dialog if it is displayed</w:t>
+      </w:r>
+    </w:p>
+    <w:p>
+      <w:r>
+        <w:t xml:space="preserve">Expected: The page is not covered by the consent dialog</w:t>
+      </w:r>
+    </w:p>
+    <w:p>
+      <w:r>
+        <w:t xml:space="preserve">3. Enter "Playwright automation" in the search box</w:t>
       </w:r>
     </w:p>
     <w:p>
@@ -1443,7 +1623,7 @@
     </w:p>
     <w:p>
       <w:r>
-        <w:t xml:space="preserve">3. Press Enter</w:t>
+        <w:t xml:space="preserve">4. Press Enter</w:t>
       </w:r>
     </w:p>
     <w:p>
@@ -1453,7 +1633,7 @@
     </w:p>
     <w:p>
       <w:r>
-        <w:t xml:space="preserve">4. Click the first search result</w:t>
+        <w:t xml:space="preserve">5. Click the first search result</w:t>
       </w:r>
     </w:p>
     <w:p>
@@ -1463,7 +1643,7 @@
     </w:p>
     <w:p>
       <w:r>
-        <w:t xml:space="preserve">5. Verify that the video page is displayed</w:t>
+        <w:t xml:space="preserve">6. Verify that the video page is displayed</w:t>
       </w:r>
     </w:p>
     <w:p>
@@ -1473,7 +1653,7 @@
     </w:p>
     <w:p>
       <w:r>
-        <w:t xml:space="preserve">6. Verify that the video player is visible</w:t>
+        <w:t xml:space="preserve">7. Verify that the video player is visible</w:t>
       </w:r>
     </w:p>
     <w:p>
@@ -1518,7 +1698,17 @@
     </w:p>
     <w:p>
       <w:r>
-        <w:t xml:space="preserve">2. Enter "Playwright automation" in the search box</w:t>
+        <w:t xml:space="preserve">2. Close the cookie consent dialog if it is displayed</w:t>
+      </w:r>
+    </w:p>
+    <w:p>
+      <w:r>
+        <w:t xml:space="preserve">Expected: The page is not covered by the consent dialog</w:t>
+      </w:r>
+    </w:p>
+    <w:p>
+      <w:r>
+        <w:t xml:space="preserve">3. Enter "Playwright automation" in the search box</w:t>
       </w:r>
     </w:p>
     <w:p>
@@ -1528,7 +1718,7 @@
     </w:p>
     <w:p>
       <w:r>
-        <w:t xml:space="preserve">3. Press Enter</w:t>
+        <w:t xml:space="preserve">4. Press Enter</w:t>
       </w:r>
     </w:p>
     <w:p>
@@ -1538,7 +1728,7 @@
     </w:p>
     <w:p>
       <w:r>
-        <w:t xml:space="preserve">4. Click the first search result</w:t>
+        <w:t xml:space="preserve">5. Click the first search result</w:t>
       </w:r>
     </w:p>
     <w:p>
@@ -1548,7 +1738,7 @@
     </w:p>
     <w:p>
       <w:r>
-        <w:t xml:space="preserve">5. Verify that the video title contains "Playwright"</w:t>
+        <w:t xml:space="preserve">6. Verify that the video title contains "Playwright"</w:t>
       </w:r>
     </w:p>
     <w:p>
@@ -1593,7 +1783,17 @@
     </w:p>
     <w:p>
       <w:r>
-        <w:t xml:space="preserve">2. Enter "Playwright automation" in the search box</w:t>
+        <w:t xml:space="preserve">2. Close the cookie consent dialog if it is displayed</w:t>
+      </w:r>
+    </w:p>
+    <w:p>
+      <w:r>
+        <w:t xml:space="preserve">Expected: The page is not covered by the consent dialog</w:t>
+      </w:r>
+    </w:p>
+    <w:p>
+      <w:r>
+        <w:t xml:space="preserve">3. Enter "Playwright automation" in the search box</w:t>
       </w:r>
     </w:p>
     <w:p>
@@ -1603,7 +1803,7 @@
     </w:p>
     <w:p>
       <w:r>
-        <w:t xml:space="preserve">3. Press Enter</w:t>
+        <w:t xml:space="preserve">4. Press Enter</w:t>
       </w:r>
     </w:p>
     <w:p>
@@ -1613,7 +1813,7 @@
     </w:p>
     <w:p>
       <w:r>
-        <w:t xml:space="preserve">4. Click the first search result</w:t>
+        <w:t xml:space="preserve">5. Click the first search result</w:t>
       </w:r>
     </w:p>
     <w:p>
@@ -1623,7 +1823,7 @@
     </w:p>
     <w:p>
       <w:r>
-        <w:t xml:space="preserve">5. Click the Play button</w:t>
+        <w:t xml:space="preserve">6. Click the Play button</w:t>
       </w:r>
     </w:p>
     <w:p>
@@ -1633,7 +1833,7 @@
     </w:p>
     <w:p>
       <w:r>
-        <w:t xml:space="preserve">6. Verify that the Play button contains "Pause"</w:t>
+        <w:t xml:space="preserve">7. Verify that the Play button contains "Pause"</w:t>
       </w:r>
     </w:p>
     <w:p>
@@ -1643,7 +1843,7 @@
     </w:p>
     <w:p>
       <w:r>
-        <w:t xml:space="preserve">7. Click the Play button</w:t>
+        <w:t xml:space="preserve">8. Click the Play button</w:t>
       </w:r>
     </w:p>
     <w:p>
@@ -1653,7 +1853,7 @@
     </w:p>
     <w:p>
       <w:r>
-        <w:t xml:space="preserve">8. Verify that the Play button contains "Play"</w:t>
+        <w:t xml:space="preserve">9. Verify that the Play button contains "Play"</w:t>
       </w:r>
     </w:p>
     <w:p>
@@ -1698,7 +1898,17 @@
     </w:p>
     <w:p>
       <w:r>
-        <w:t xml:space="preserve">2. Enter "Playwright automation" in the search box</w:t>
+        <w:t xml:space="preserve">2. Close the cookie consent dialog if it is displayed</w:t>
+      </w:r>
+    </w:p>
+    <w:p>
+      <w:r>
+        <w:t xml:space="preserve">Expected: The page is not covered by the consent dialog</w:t>
+      </w:r>
+    </w:p>
+    <w:p>
+      <w:r>
+        <w:t xml:space="preserve">3. Enter "Playwright automation" in the search box</w:t>
       </w:r>
     </w:p>
     <w:p>
@@ -1708,7 +1918,7 @@
     </w:p>
     <w:p>
       <w:r>
-        <w:t xml:space="preserve">3. Press Enter</w:t>
+        <w:t xml:space="preserve">4. Press Enter</w:t>
       </w:r>
     </w:p>
     <w:p>
@@ -1718,7 +1928,7 @@
     </w:p>
     <w:p>
       <w:r>
-        <w:t xml:space="preserve">4. Click the first search result</w:t>
+        <w:t xml:space="preserve">5. Click the first search result</w:t>
       </w:r>
     </w:p>
     <w:p>
@@ -1728,7 +1938,7 @@
     </w:p>
     <w:p>
       <w:r>
-        <w:t xml:space="preserve">5. Verify that the volume slider is visible</w:t>
+        <w:t xml:space="preserve">6. Verify that the volume slider is visible</w:t>
       </w:r>
     </w:p>
     <w:p>
@@ -1738,7 +1948,7 @@
     </w:p>
     <w:p>
       <w:r>
-        <w:t xml:space="preserve">6. Enter "40" in the volume slider</w:t>
+        <w:t xml:space="preserve">7. Enter "40" in the volume slider</w:t>
       </w:r>
     </w:p>
     <w:p>
@@ -1783,7 +1993,17 @@
     </w:p>
     <w:p>
       <w:r>
-        <w:t xml:space="preserve">2. Enter "Playwright automation" in the search box</w:t>
+        <w:t xml:space="preserve">2. Close the cookie consent dialog if it is displayed</w:t>
+      </w:r>
+    </w:p>
+    <w:p>
+      <w:r>
+        <w:t xml:space="preserve">Expected: The page is not covered by the consent dialog</w:t>
+      </w:r>
+    </w:p>
+    <w:p>
+      <w:r>
+        <w:t xml:space="preserve">3. Enter "Playwright automation" in the search box</w:t>
       </w:r>
     </w:p>
     <w:p>
@@ -1793,7 +2013,7 @@
     </w:p>
     <w:p>
       <w:r>
-        <w:t xml:space="preserve">3. Press Enter</w:t>
+        <w:t xml:space="preserve">4. Press Enter</w:t>
       </w:r>
     </w:p>
     <w:p>
@@ -1803,7 +2023,7 @@
     </w:p>
     <w:p>
       <w:r>
-        <w:t xml:space="preserve">4. Click the first search result</w:t>
+        <w:t xml:space="preserve">5. Click the first search result</w:t>
       </w:r>
     </w:p>
     <w:p>
@@ -1813,7 +2033,7 @@
     </w:p>
     <w:p>
       <w:r>
-        <w:t xml:space="preserve">5. Click the Mute button</w:t>
+        <w:t xml:space="preserve">6. Click the Mute button</w:t>
       </w:r>
     </w:p>
     <w:p>
@@ -1823,7 +2043,7 @@
     </w:p>
     <w:p>
       <w:r>
-        <w:t xml:space="preserve">6. Verify that the Mute button contains "Unmute"</w:t>
+        <w:t xml:space="preserve">7. Verify that the Mute button contains "Unmute"</w:t>
       </w:r>
     </w:p>
     <w:p>
@@ -1833,7 +2053,7 @@
     </w:p>
     <w:p>
       <w:r>
-        <w:t xml:space="preserve">7. Click the Mute button</w:t>
+        <w:t xml:space="preserve">8. Click the Mute button</w:t>
       </w:r>
     </w:p>
     <w:p>
@@ -1843,7 +2063,7 @@
     </w:p>
     <w:p>
       <w:r>
-        <w:t xml:space="preserve">8. Verify that the Mute button contains "Mute"</w:t>
+        <w:t xml:space="preserve">9. Verify that the Mute button contains "Mute"</w:t>
       </w:r>
     </w:p>
     <w:p>
@@ -1888,7 +2108,17 @@
     </w:p>
     <w:p>
       <w:r>
-        <w:t xml:space="preserve">2. Enter "Playwright automation" in the search box</w:t>
+        <w:t xml:space="preserve">2. Close the cookie consent dialog if it is displayed</w:t>
+      </w:r>
+    </w:p>
+    <w:p>
+      <w:r>
+        <w:t xml:space="preserve">Expected: The page is not covered by the consent dialog</w:t>
+      </w:r>
+    </w:p>
+    <w:p>
+      <w:r>
+        <w:t xml:space="preserve">3. Enter "Playwright automation" in the search box</w:t>
       </w:r>
     </w:p>
     <w:p>
@@ -1898,7 +2128,7 @@
     </w:p>
     <w:p>
       <w:r>
-        <w:t xml:space="preserve">3. Press Enter</w:t>
+        <w:t xml:space="preserve">4. Press Enter</w:t>
       </w:r>
     </w:p>
     <w:p>
@@ -1908,7 +2138,7 @@
     </w:p>
     <w:p>
       <w:r>
-        <w:t xml:space="preserve">4. Click the first search result</w:t>
+        <w:t xml:space="preserve">5. Click the first search result</w:t>
       </w:r>
     </w:p>
     <w:p>
@@ -1918,7 +2148,7 @@
     </w:p>
     <w:p>
       <w:r>
-        <w:t xml:space="preserve">5. Click the Full screen button</w:t>
+        <w:t xml:space="preserve">6. Click the Full screen button</w:t>
       </w:r>
     </w:p>
     <w:p>
@@ -1928,7 +2158,7 @@
     </w:p>
     <w:p>
       <w:r>
-        <w:t xml:space="preserve">6. Verify that the video player is visible</w:t>
+        <w:t xml:space="preserve">7. Verify that the video player is visible</w:t>
       </w:r>
     </w:p>
     <w:p>
@@ -1973,7 +2203,17 @@
     </w:p>
     <w:p>
       <w:r>
-        <w:t xml:space="preserve">2. Enter "Playwright automation" in the search box</w:t>
+        <w:t xml:space="preserve">2. Close the cookie consent dialog if it is displayed</w:t>
+      </w:r>
+    </w:p>
+    <w:p>
+      <w:r>
+        <w:t xml:space="preserve">Expected: The page is not covered by the consent dialog</w:t>
+      </w:r>
+    </w:p>
+    <w:p>
+      <w:r>
+        <w:t xml:space="preserve">3. Enter "Playwright automation" in the search box</w:t>
       </w:r>
     </w:p>
     <w:p>
@@ -1983,7 +2223,7 @@
     </w:p>
     <w:p>
       <w:r>
-        <w:t xml:space="preserve">3. Press Enter</w:t>
+        <w:t xml:space="preserve">4. Press Enter</w:t>
       </w:r>
     </w:p>
     <w:p>
@@ -1993,7 +2233,7 @@
     </w:p>
     <w:p>
       <w:r>
-        <w:t xml:space="preserve">4. Click the first search result</w:t>
+        <w:t xml:space="preserve">5. Click the first search result</w:t>
       </w:r>
     </w:p>
     <w:p>
@@ -2003,7 +2243,7 @@
     </w:p>
     <w:p>
       <w:r>
-        <w:t xml:space="preserve">5. Verify that the expanded description is not visible</w:t>
+        <w:t xml:space="preserve">6. Verify that the expanded description is not visible</w:t>
       </w:r>
     </w:p>
     <w:p>
@@ -2013,7 +2253,7 @@
     </w:p>
     <w:p>
       <w:r>
-        <w:t xml:space="preserve">6. Click the Show more button</w:t>
+        <w:t xml:space="preserve">7. Click the Show more button</w:t>
       </w:r>
     </w:p>
     <w:p>
@@ -2023,7 +2263,7 @@
     </w:p>
     <w:p>
       <w:r>
-        <w:t xml:space="preserve">7. Verify that the expanded description is visible</w:t>
+        <w:t xml:space="preserve">8. Verify that the expanded description is visible</w:t>
       </w:r>
     </w:p>
     <w:p>
@@ -2068,7 +2308,17 @@
     </w:p>
     <w:p>
       <w:r>
-        <w:t xml:space="preserve">2. Enter "Playwright automation" in the search box</w:t>
+        <w:t xml:space="preserve">2. Close the cookie consent dialog if it is displayed</w:t>
+      </w:r>
+    </w:p>
+    <w:p>
+      <w:r>
+        <w:t xml:space="preserve">Expected: The page is not covered by the consent dialog</w:t>
+      </w:r>
+    </w:p>
+    <w:p>
+      <w:r>
+        <w:t xml:space="preserve">3. Enter "Playwright automation" in the search box</w:t>
       </w:r>
     </w:p>
     <w:p>
@@ -2078,7 +2328,7 @@
     </w:p>
     <w:p>
       <w:r>
-        <w:t xml:space="preserve">3. Press Enter</w:t>
+        <w:t xml:space="preserve">4. Press Enter</w:t>
       </w:r>
     </w:p>
     <w:p>
@@ -2088,7 +2338,7 @@
     </w:p>
     <w:p>
       <w:r>
-        <w:t xml:space="preserve">4. Click the first search result</w:t>
+        <w:t xml:space="preserve">5. Click the first search result</w:t>
       </w:r>
     </w:p>
     <w:p>
@@ -2098,7 +2348,7 @@
     </w:p>
     <w:p>
       <w:r>
-        <w:t xml:space="preserve">5. Click the channel name link</w:t>
+        <w:t xml:space="preserve">6. Click the channel name link</w:t>
       </w:r>
     </w:p>
     <w:p>
@@ -2108,7 +2358,7 @@
     </w:p>
     <w:p>
       <w:r>
-        <w:t xml:space="preserve">6. Verify that the URL contains "/channel"</w:t>
+        <w:t xml:space="preserve">7. Verify that the URL contains "/channel"</w:t>
       </w:r>
     </w:p>
     <w:p>
@@ -2118,7 +2368,7 @@
     </w:p>
     <w:p>
       <w:r>
-        <w:t xml:space="preserve">7. Verify that the channel page heading is visible</w:t>
+        <w:t xml:space="preserve">8. Verify that the channel page heading is visible</w:t>
       </w:r>
     </w:p>
     <w:p>
@@ -2163,7 +2413,17 @@
     </w:p>
     <w:p>
       <w:r>
-        <w:t xml:space="preserve">2. Enter "Playwright automation" in the search box</w:t>
+        <w:t xml:space="preserve">2. Close the cookie consent dialog if it is displayed</w:t>
+      </w:r>
+    </w:p>
+    <w:p>
+      <w:r>
+        <w:t xml:space="preserve">Expected: The page is not covered by the consent dialog</w:t>
+      </w:r>
+    </w:p>
+    <w:p>
+      <w:r>
+        <w:t xml:space="preserve">3. Enter "Playwright automation" in the search box</w:t>
       </w:r>
     </w:p>
     <w:p>
@@ -2173,7 +2433,7 @@
     </w:p>
     <w:p>
       <w:r>
-        <w:t xml:space="preserve">3. Press Enter</w:t>
+        <w:t xml:space="preserve">4. Press Enter</w:t>
       </w:r>
     </w:p>
     <w:p>
@@ -2183,7 +2443,7 @@
     </w:p>
     <w:p>
       <w:r>
-        <w:t xml:space="preserve">4. Click the first search result</w:t>
+        <w:t xml:space="preserve">5. Click the first search result</w:t>
       </w:r>
     </w:p>
     <w:p>
@@ -2193,7 +2453,7 @@
     </w:p>
     <w:p>
       <w:r>
-        <w:t xml:space="preserve">5. Verify that the Comments section is visible</w:t>
+        <w:t xml:space="preserve">6. Verify that the Comments section is visible</w:t>
       </w:r>
     </w:p>
     <w:p>
@@ -2238,7 +2498,17 @@
     </w:p>
     <w:p>
       <w:r>
-        <w:t xml:space="preserve">2. Enter "Playwright automation" in the search box</w:t>
+        <w:t xml:space="preserve">2. Close the cookie consent dialog if it is displayed</w:t>
+      </w:r>
+    </w:p>
+    <w:p>
+      <w:r>
+        <w:t xml:space="preserve">Expected: The page is not covered by the consent dialog</w:t>
+      </w:r>
+    </w:p>
+    <w:p>
+      <w:r>
+        <w:t xml:space="preserve">3. Enter "Playwright automation" in the search box</w:t>
       </w:r>
     </w:p>
     <w:p>
@@ -2248,7 +2518,7 @@
     </w:p>
     <w:p>
       <w:r>
-        <w:t xml:space="preserve">3. Press Enter</w:t>
+        <w:t xml:space="preserve">4. Press Enter</w:t>
       </w:r>
     </w:p>
     <w:p>
@@ -2258,7 +2528,7 @@
     </w:p>
     <w:p>
       <w:r>
-        <w:t xml:space="preserve">4. Click the first search result</w:t>
+        <w:t xml:space="preserve">5. Click the first search result</w:t>
       </w:r>
     </w:p>
     <w:p>
@@ -2268,7 +2538,7 @@
     </w:p>
     <w:p>
       <w:r>
-        <w:t xml:space="preserve">5. Verify that the sign-in prompt is not visible</w:t>
+        <w:t xml:space="preserve">6. Verify that the sign-in prompt is not visible</w:t>
       </w:r>
     </w:p>
     <w:p>
@@ -2278,7 +2548,7 @@
     </w:p>
     <w:p>
       <w:r>
-        <w:t xml:space="preserve">6. Click the Like button</w:t>
+        <w:t xml:space="preserve">7. Click the Like button</w:t>
       </w:r>
     </w:p>
     <w:p>
@@ -2288,7 +2558,7 @@
     </w:p>
     <w:p>
       <w:r>
-        <w:t xml:space="preserve">7. Verify that the sign-in prompt is visible</w:t>
+        <w:t xml:space="preserve">8. Verify that the sign-in prompt is visible</w:t>
       </w:r>
     </w:p>
     <w:p>
@@ -2333,7 +2603,17 @@
     </w:p>
     <w:p>
       <w:r>
-        <w:t xml:space="preserve">2. Enter "Playwright automation" in the search box</w:t>
+        <w:t xml:space="preserve">2. Close the cookie consent dialog if it is displayed</w:t>
+      </w:r>
+    </w:p>
+    <w:p>
+      <w:r>
+        <w:t xml:space="preserve">Expected: The page is not covered by the consent dialog</w:t>
+      </w:r>
+    </w:p>
+    <w:p>
+      <w:r>
+        <w:t xml:space="preserve">3. Enter "Playwright automation" in the search box</w:t>
       </w:r>
     </w:p>
     <w:p>
@@ -2343,7 +2623,7 @@
     </w:p>
     <w:p>
       <w:r>
-        <w:t xml:space="preserve">3. Press Enter</w:t>
+        <w:t xml:space="preserve">4. Press Enter</w:t>
       </w:r>
     </w:p>
     <w:p>
@@ -2353,7 +2633,7 @@
     </w:p>
     <w:p>
       <w:r>
-        <w:t xml:space="preserve">4. Click the first search result</w:t>
+        <w:t xml:space="preserve">5. Click the first search result</w:t>
       </w:r>
     </w:p>
     <w:p>
@@ -2363,7 +2643,7 @@
     </w:p>
     <w:p>
       <w:r>
-        <w:t xml:space="preserve">5. Verify that the Subscribe button is visible</w:t>
+        <w:t xml:space="preserve">6. Verify that the Subscribe button is visible</w:t>
       </w:r>
     </w:p>
     <w:p>
@@ -2373,7 +2653,7 @@
     </w:p>
     <w:p>
       <w:r>
-        <w:t xml:space="preserve">6. Click the Subscribe button</w:t>
+        <w:t xml:space="preserve">7. Click the Subscribe button</w:t>
       </w:r>
     </w:p>
     <w:p>
@@ -2383,7 +2663,7 @@
     </w:p>
     <w:p>
       <w:r>
-        <w:t xml:space="preserve">7. Verify that the sign-in prompt is visible</w:t>
+        <w:t xml:space="preserve">8. Verify that the sign-in prompt is visible</w:t>
       </w:r>
     </w:p>
     <w:p>
@@ -2428,7 +2708,17 @@
     </w:p>
     <w:p>
       <w:r>
-        <w:t xml:space="preserve">2. Verify that the page title contains "YouTube"</w:t>
+        <w:t xml:space="preserve">2. Close the cookie consent dialog if it is displayed</w:t>
+      </w:r>
+    </w:p>
+    <w:p>
+      <w:r>
+        <w:t xml:space="preserve">Expected: The page is not covered by the consent dialog</w:t>
+      </w:r>
+    </w:p>
+    <w:p>
+      <w:r>
+        <w:t xml:space="preserve">3. Verify that the page title contains "YouTube"</w:t>
       </w:r>
     </w:p>
     <w:p>
@@ -2438,7 +2728,7 @@
     </w:p>
     <w:p>
       <w:r>
-        <w:t xml:space="preserve">3. Verify that the YouTube logo is visible</w:t>
+        <w:t xml:space="preserve">4. Verify that the YouTube logo is visible</w:t>
       </w:r>
     </w:p>
     <w:p>
@@ -2448,7 +2738,7 @@
     </w:p>
     <w:p>
       <w:r>
-        <w:t xml:space="preserve">4. Verify that the search box is visible</w:t>
+        <w:t xml:space="preserve">5. Verify that the search box is visible</w:t>
       </w:r>
     </w:p>
     <w:p>
@@ -2493,7 +2783,17 @@
     </w:p>
     <w:p>
       <w:r>
-        <w:t xml:space="preserve">2. Enter "Playwright automation" in the search box</w:t>
+        <w:t xml:space="preserve">2. Close the cookie consent dialog if it is displayed</w:t>
+      </w:r>
+    </w:p>
+    <w:p>
+      <w:r>
+        <w:t xml:space="preserve">Expected: The page is not covered by the consent dialog</w:t>
+      </w:r>
+    </w:p>
+    <w:p>
+      <w:r>
+        <w:t xml:space="preserve">3. Enter "Playwright automation" in the search box</w:t>
       </w:r>
     </w:p>
     <w:p>
@@ -2503,7 +2803,7 @@
     </w:p>
     <w:p>
       <w:r>
-        <w:t xml:space="preserve">3. Press Enter</w:t>
+        <w:t xml:space="preserve">4. Press Enter</w:t>
       </w:r>
     </w:p>
     <w:p>
@@ -2513,7 +2813,7 @@
     </w:p>
     <w:p>
       <w:r>
-        <w:t xml:space="preserve">4. Click the first search result</w:t>
+        <w:t xml:space="preserve">5. Click the first search result</w:t>
       </w:r>
     </w:p>
     <w:p>
@@ -2523,7 +2823,7 @@
     </w:p>
     <w:p>
       <w:r>
-        <w:t xml:space="preserve">5. Verify that the video page is displayed</w:t>
+        <w:t xml:space="preserve">6. Verify that the video page is displayed</w:t>
       </w:r>
     </w:p>
     <w:p>
@@ -2533,7 +2833,7 @@
     </w:p>
     <w:p>
       <w:r>
-        <w:t xml:space="preserve">6. Navigate back</w:t>
+        <w:t xml:space="preserve">7. Navigate back</w:t>
       </w:r>
     </w:p>
     <w:p>
@@ -2543,7 +2843,7 @@
     </w:p>
     <w:p>
       <w:r>
-        <w:t xml:space="preserve">7. Verify that the URL contains "/results"</w:t>
+        <w:t xml:space="preserve">8. Verify that the URL contains "/results"</w:t>
       </w:r>
     </w:p>
     <w:p>
@@ -2588,7 +2888,17 @@
     </w:p>
     <w:p>
       <w:r>
-        <w:t xml:space="preserve">2. Enter "Playwright automation" in the search box</w:t>
+        <w:t xml:space="preserve">2. Close the cookie consent dialog if it is displayed</w:t>
+      </w:r>
+    </w:p>
+    <w:p>
+      <w:r>
+        <w:t xml:space="preserve">Expected: The page is not covered by the consent dialog</w:t>
+      </w:r>
+    </w:p>
+    <w:p>
+      <w:r>
+        <w:t xml:space="preserve">3. Enter "Playwright automation" in the search box</w:t>
       </w:r>
     </w:p>
     <w:p>
@@ -2598,7 +2908,7 @@
     </w:p>
     <w:p>
       <w:r>
-        <w:t xml:space="preserve">3. Press Enter</w:t>
+        <w:t xml:space="preserve">4. Press Enter</w:t>
       </w:r>
     </w:p>
     <w:p>
@@ -2608,7 +2918,7 @@
     </w:p>
     <w:p>
       <w:r>
-        <w:t xml:space="preserve">4. Click the first search result</w:t>
+        <w:t xml:space="preserve">5. Click the first search result</w:t>
       </w:r>
     </w:p>
     <w:p>
@@ -2618,7 +2928,7 @@
     </w:p>
     <w:p>
       <w:r>
-        <w:t xml:space="preserve">5. Navigate back</w:t>
+        <w:t xml:space="preserve">6. Navigate back</w:t>
       </w:r>
     </w:p>
     <w:p>
@@ -2628,7 +2938,7 @@
     </w:p>
     <w:p>
       <w:r>
-        <w:t xml:space="preserve">6. Verify that the URL contains "/results"</w:t>
+        <w:t xml:space="preserve">7. Verify that the URL contains "/results"</w:t>
       </w:r>
     </w:p>
     <w:p>
@@ -2638,7 +2948,7 @@
     </w:p>
     <w:p>
       <w:r>
-        <w:t xml:space="preserve">7. Navigate forward</w:t>
+        <w:t xml:space="preserve">8. Navigate forward</w:t>
       </w:r>
     </w:p>
     <w:p>
@@ -2648,7 +2958,7 @@
     </w:p>
     <w:p>
       <w:r>
-        <w:t xml:space="preserve">8. Verify that the video page is displayed</w:t>
+        <w:t xml:space="preserve">9. Verify that the video page is displayed</w:t>
       </w:r>
     </w:p>
     <w:p>

--- a/input/youtube-tests.docx
+++ b/input/youtube-tests.docx
@@ -77,10 +77,7 @@
     </w:p>
     <w:p>
       <w:r>
-        <w:t>5. Ve</w:t>
-      </w:r>
-      <w:r>
-        <w:t>rify that search results are displayed</w:t>
+        <w:t>5. Verify that search results are displayed</w:t>
       </w:r>
     </w:p>
     <w:p>
@@ -125,10 +122,7 @@
     </w:p>
     <w:p>
       <w:r>
-        <w:t>Title: Veri</w:t>
-      </w:r>
-      <w:r>
-        <w:t>fy YouTube homepage</w:t>
+        <w:t>Title: Verify YouTube homepage</w:t>
       </w:r>
     </w:p>
     <w:p>
@@ -188,10 +182,7 @@
     </w:p>
     <w:p>
       <w:r>
-        <w:t>Expected: Browser tab reads YouTu</w:t>
-      </w:r>
-      <w:r>
-        <w:t>be</w:t>
+        <w:t>Expected: Browser tab reads YouTube</w:t>
       </w:r>
     </w:p>
     <w:p/>
@@ -236,10 +227,7 @@
     </w:p>
     <w:p>
       <w:r>
-        <w:t>Expected: The page is no</w:t>
-      </w:r>
-      <w:r>
-        <w:t>t covered by the consent dialog</w:t>
+        <w:t>Expected: The page is not covered by the consent dialog</w:t>
       </w:r>
     </w:p>
     <w:p>
@@ -345,10 +333,7 @@
     </w:p>
     <w:p>
       <w:r>
-        <w:t>Expected: The page is not co</w:t>
-      </w:r>
-      <w:r>
-        <w:t>vered by the consent dialog</w:t>
+        <w:t>Expected: The page is not covered by the consent dialog</w:t>
       </w:r>
     </w:p>
     <w:p>
@@ -383,10 +368,7 @@
     </w:p>
     <w:p>
       <w:r>
-        <w:t>6. Verify that the video pag</w:t>
-      </w:r>
-      <w:r>
-        <w:t>e is displayed</w:t>
+        <w:t>6. Verify that the video page is displayed</w:t>
       </w:r>
     </w:p>
     <w:p>
@@ -431,10 +413,7 @@
     </w:p>
     <w:p>
       <w:r>
-        <w:t>Title: Search results</w:t>
-      </w:r>
-      <w:r>
-        <w:t xml:space="preserve"> match the query</w:t>
+        <w:t>Title: Search results match the query</w:t>
       </w:r>
     </w:p>
     <w:p>
@@ -469,10 +448,7 @@
     </w:p>
     <w:p>
       <w:r>
-        <w:t>3. Enter "</w:t>
-      </w:r>
-      <w:r>
-        <w:t>Playwright automation" in the search box</w:t>
+        <w:t>3. Enter "Playwright automation" in the search box</w:t>
       </w:r>
     </w:p>
     <w:p>
@@ -532,10 +508,7 @@
     </w:p>
     <w:p>
       <w:r>
-        <w:t>Title: Open a video and verify its detail</w:t>
-      </w:r>
-      <w:r>
-        <w:t>s</w:t>
+        <w:t>Title: Open a video and verify its details</w:t>
       </w:r>
     </w:p>
     <w:p>
@@ -570,10 +543,7 @@
     </w:p>
     <w:p>
       <w:r>
-        <w:t>3. Enter "</w:t>
-      </w:r>
-      <w:r>
-        <w:t>Playwright automation" in the search box</w:t>
+        <w:t>3. Enter "Playwright automation" in the search box</w:t>
       </w:r>
     </w:p>
     <w:p>
@@ -618,10 +588,7 @@
     </w:p>
     <w:p>
       <w:r>
-        <w:t>7</w:t>
-      </w:r>
-      <w:r>
-        <w:t>. Verify that the video player is visible</w:t>
+        <w:t>7. Verify that the video player is visible</w:t>
       </w:r>
     </w:p>
     <w:p>
@@ -687,10 +654,7 @@
     </w:p>
     <w:p>
       <w:r>
-        <w:t>3. Enter "Playwright automa</w:t>
-      </w:r>
-      <w:r>
-        <w:t>tion" in the search box</w:t>
+        <w:t>3. Enter "Playwright automation" in the search box</w:t>
       </w:r>
     </w:p>
     <w:p>
@@ -725,10 +689,7 @@
     </w:p>
     <w:p>
       <w:r>
-        <w:t>Expected: The brow</w:t>
-      </w:r>
-      <w:r>
-        <w:t>ser returns to the homepage</w:t>
+        <w:t>Expected: The browser returns to the homepage</w:t>
       </w:r>
     </w:p>
     <w:p>
@@ -763,10 +724,7 @@
     </w:p>
     <w:p>
       <w:r>
-        <w:t>Title: Search results mention a named</w:t>
-      </w:r>
-      <w:r>
-        <w:t xml:space="preserve"> alternative</w:t>
+        <w:t>Title: Search results mention a named alternative</w:t>
       </w:r>
     </w:p>
     <w:p>
@@ -801,10 +759,7 @@
     </w:p>
     <w:p>
       <w:r>
-        <w:t>3. Enter "</w:t>
-      </w:r>
-      <w:r>
-        <w:t xml:space="preserve">Playwright </w:t>
+        <w:t xml:space="preserve">3. Enter "Playwright </w:t>
       </w:r>
       <w:proofErr w:type="spellStart"/>
       <w:r>
@@ -842,10 +797,7 @@
     </w:p>
     <w:p>
       <w:r>
-        <w:t>6. Verify that the search results l</w:t>
-      </w:r>
-      <w:r>
-        <w:t>ist contains "Selenium"</w:t>
+        <w:t>6. Verify that the search results list contains "Selenium"</w:t>
       </w:r>
     </w:p>
     <w:p>
@@ -915,10 +867,7 @@
     </w:p>
     <w:p>
       <w:r>
-        <w:t>Expecte</w:t>
-      </w:r>
-      <w:r>
-        <w:t>d: Search is submitted</w:t>
+        <w:t>Expected: Search is submitted</w:t>
       </w:r>
     </w:p>
     <w:p>
@@ -994,10 +943,7 @@
     </w:p>
     <w:p>
       <w:r>
-        <w:t>Expected: YouTube homepa</w:t>
-      </w:r>
-      <w:r>
-        <w:t>ge is displayed</w:t>
+        <w:t>Expected: YouTube homepage is displayed</w:t>
       </w:r>
     </w:p>
     <w:p>
@@ -1022,10 +968,7 @@
     </w:p>
     <w:p>
       <w:r>
-        <w:t>4. Verify that the video player is not visibl</w:t>
-      </w:r>
-      <w:r>
-        <w:t>e</w:t>
+        <w:t>4. Verify that the video player is not visible</w:t>
       </w:r>
     </w:p>
     <w:p>
@@ -1070,10 +1013,7 @@
     </w:p>
     <w:p>
       <w:r>
-        <w:t>2. Close the cook</w:t>
-      </w:r>
-      <w:r>
-        <w:t>ie consent dialog if it is displayed</w:t>
+        <w:t>2. Close the cookie consent dialog if it is displayed</w:t>
       </w:r>
     </w:p>
     <w:p>
@@ -1103,10 +1043,7 @@
     </w:p>
     <w:p>
       <w:r>
-        <w:t xml:space="preserve">5. Verify that search </w:t>
-      </w:r>
-      <w:r>
-        <w:t>results are displayed</w:t>
+        <w:t>5. Verify that search results are displayed</w:t>
       </w:r>
     </w:p>
     <w:p>
@@ -1144,10 +1081,7 @@
     </w:p>
     <w:p>
       <w:r>
-        <w:t>8. Verify that the page title contains "</w:t>
-      </w:r>
-      <w:r>
-        <w:t xml:space="preserve">Playwright </w:t>
+        <w:t xml:space="preserve">8. Verify that the page title contains "Playwright </w:t>
       </w:r>
       <w:proofErr w:type="spellStart"/>
       <w:r>
@@ -1200,10 +1134,7 @@
     </w:p>
     <w:p>
       <w:r>
-        <w:t>2. Clo</w:t>
-      </w:r>
-      <w:r>
-        <w:t>se the cookie consent dialog if it is displayed</w:t>
+        <w:t>2. Close the cookie consent dialog if it is displayed</w:t>
       </w:r>
     </w:p>
     <w:p>
@@ -1233,10 +1164,7 @@
     </w:p>
     <w:p>
       <w:r>
-        <w:t>5. Click the firs</w:t>
-      </w:r>
-      <w:r>
-        <w:t>t search result</w:t>
+        <w:t>5. Click the first search result</w:t>
       </w:r>
     </w:p>
     <w:p>
@@ -1276,10 +1204,7 @@
     </w:p>
     <w:p>
       <w:r>
-        <w:t>Expected: The search box</w:t>
-      </w:r>
-      <w:r>
-        <w:t xml:space="preserve"> is shown in the header</w:t>
+        <w:t>Expected: The search box is shown in the header</w:t>
       </w:r>
     </w:p>
     <w:p>
@@ -1350,10 +1275,7 @@
     </w:p>
     <w:p>
       <w:r>
-        <w:t>4. Click the Search bu</w:t>
-      </w:r>
-      <w:r>
-        <w:t>tton</w:t>
+        <w:t>4. Click the Search button</w:t>
       </w:r>
     </w:p>
     <w:p>
@@ -1398,10 +1320,7 @@
     </w:p>
     <w:p>
       <w:r>
-        <w:t>1. Open https://www.youtube.co</w:t>
-      </w:r>
-      <w:r>
-        <w:t>m</w:t>
+        <w:t>1. Open https://www.youtube.com</w:t>
       </w:r>
     </w:p>
     <w:p>
@@ -1514,10 +1433,7 @@
     </w:p>
     <w:p>
       <w:r>
-        <w:t>3.</w:t>
-      </w:r>
-      <w:r>
-        <w:t xml:space="preserve"> Enter "Playwright automation" in the search box</w:t>
+        <w:t>3. Enter "Playwright automation" in the search box</w:t>
       </w:r>
     </w:p>
     <w:p>
@@ -1557,10 +1473,7 @@
     </w:p>
     <w:p>
       <w:r>
-        <w:t xml:space="preserve">Title: </w:t>
-      </w:r>
-      <w:r>
-        <w:t>Search using Enter</w:t>
+        <w:t>Title: Search using Enter</w:t>
       </w:r>
     </w:p>
     <w:p>
@@ -1595,10 +1508,7 @@
     </w:p>
     <w:p>
       <w:r>
-        <w:t>3. Enter</w:t>
-      </w:r>
-      <w:r>
-        <w:t xml:space="preserve"> "Playwright automation" in the search box</w:t>
+        <w:t>3. Enter "Playwright automation" in the search box</w:t>
       </w:r>
     </w:p>
     <w:p>
@@ -1674,10 +1584,7 @@
     </w:p>
     <w:p>
       <w:r>
-        <w:t>2. Close the cookie consent d</w:t>
-      </w:r>
-      <w:r>
-        <w:t>ialog if it is displayed</w:t>
+        <w:t>2. Close the cookie consent dialog if it is displayed</w:t>
       </w:r>
     </w:p>
     <w:p>
@@ -1707,10 +1614,7 @@
     </w:p>
     <w:p>
       <w:r>
-        <w:t>5. Verify that the URL contains "/</w:t>
-      </w:r>
-      <w:r>
-        <w:t>results"</w:t>
+        <w:t>5. Verify that the URL contains "/results"</w:t>
       </w:r>
     </w:p>
     <w:p>
@@ -1785,10 +1689,7 @@
     </w:p>
     <w:p>
       <w:r>
-        <w:t>5. Click the firs</w:t>
-      </w:r>
-      <w:r>
-        <w:t>t search result</w:t>
+        <w:t>5. Click the first search result</w:t>
       </w:r>
     </w:p>
     <w:p>
@@ -1838,10 +1739,7 @@
     </w:p>
     <w:p>
       <w:r>
-        <w:t>Preconditi</w:t>
-      </w:r>
-      <w:r>
-        <w:t>on: User has internet access.</w:t>
+        <w:t>Precondition: User has internet access.</w:t>
       </w:r>
     </w:p>
     <w:p>
@@ -1871,10 +1769,7 @@
     </w:p>
     <w:p>
       <w:r>
-        <w:t>3. Enter "Playwright automation" in t</w:t>
-      </w:r>
-      <w:r>
-        <w:t>he search box</w:t>
+        <w:t>3. Enter "Playwright automation" in the search box</w:t>
       </w:r>
     </w:p>
     <w:p>
@@ -1954,10 +1849,7 @@
     </w:p>
     <w:p>
       <w:r>
-        <w:t>Expected: The page is not cov</w:t>
-      </w:r>
-      <w:r>
-        <w:t>ered by the consent dialog</w:t>
+        <w:t>Expected: The page is not covered by the consent dialog</w:t>
       </w:r>
     </w:p>
     <w:p>
@@ -2038,14 +1930,7 @@
           <w:b/>
           <w:bCs/>
         </w:rPr>
-        <w:t xml:space="preserve">Test </w:t>
-      </w:r>
-      <w:r>
-        <w:rPr>
-          <w:b/>
-          <w:bCs/>
-        </w:rPr>
-        <w:t>Case ID: TC-YT-021</w:t>
+        <w:t>Test Case ID: TC-YT-021</w:t>
       </w:r>
     </w:p>
     <w:p>
@@ -2115,10 +2000,7 @@
     </w:p>
     <w:p>
       <w:r>
-        <w:t>6. Verify th</w:t>
-      </w:r>
-      <w:r>
-        <w:t>at the volume slider is visible</w:t>
+        <w:t>6. Verify that the volume slider is visible</w:t>
       </w:r>
     </w:p>
     <w:p>
@@ -2163,10 +2045,7 @@
     </w:p>
     <w:p>
       <w:r>
-        <w:t>1. Open https://www.youtube.</w:t>
-      </w:r>
-      <w:r>
-        <w:t>com</w:t>
+        <w:t>1. Open https://www.youtube.com</w:t>
       </w:r>
     </w:p>
     <w:p>
@@ -2189,7 +2068,10 @@
         <w:t>3. Enter "</w:t>
       </w:r>
       <w:r>
-        <w:t xml:space="preserve"> playwright automation tutorial in </w:t>
+        <w:t>playwrig</w:t>
+      </w:r>
+      <w:r>
+        <w:t xml:space="preserve">ht automation tutorial in </w:t>
       </w:r>
       <w:proofErr w:type="spellStart"/>
       <w:r>
@@ -2197,9 +2079,6 @@
       </w:r>
       <w:proofErr w:type="spellEnd"/>
       <w:r>
-        <w:t xml:space="preserve"> </w:t>
-      </w:r>
-      <w:r>
         <w:t>" in the search box</w:t>
       </w:r>
     </w:p>
@@ -2215,10 +2094,7 @@
     </w:p>
     <w:p>
       <w:r>
-        <w:t>Exp</w:t>
-      </w:r>
-      <w:r>
-        <w:t>ected: Search is submitted</w:t>
+        <w:t>Expected: Search is submitted</w:t>
       </w:r>
     </w:p>
     <w:p>
@@ -2347,10 +2223,7 @@
     </w:p>
     <w:p>
       <w:r>
-        <w:t>Expecte</w:t>
-      </w:r>
-      <w:r>
-        <w:t>d: Search is submitted</w:t>
+        <w:t>Expected: Search is submitted</w:t>
       </w:r>
     </w:p>
     <w:p>
@@ -2390,19 +2263,117 @@
           <w:b/>
           <w:bCs/>
         </w:rPr>
-        <w:t>Test Case ID: TC-YT-0</w:t>
-      </w:r>
+        <w:t>Test Case ID: TC-YT-024</w:t>
+      </w:r>
+    </w:p>
+    <w:p>
+      <w:r>
+        <w:t>Title: Expand video description</w:t>
+      </w:r>
+    </w:p>
+    <w:p>
+      <w:r>
+        <w:t>Precondition: User has internet access.</w:t>
+      </w:r>
+    </w:p>
+    <w:p>
+      <w:r>
+        <w:t>Steps:</w:t>
+      </w:r>
+    </w:p>
+    <w:p>
+      <w:r>
+        <w:t>1. Open https://www.youtube.com</w:t>
+      </w:r>
+    </w:p>
+    <w:p>
+      <w:r>
+        <w:t>Expected: YouTube homepage is displayed</w:t>
+      </w:r>
+    </w:p>
+    <w:p>
+      <w:r>
+        <w:t>2. Close the cookie consent dialog if it is displayed</w:t>
+      </w:r>
+    </w:p>
+    <w:p>
+      <w:r>
+        <w:t>Expected: The page is not covered by the consent dialog</w:t>
+      </w:r>
+    </w:p>
+    <w:p>
+      <w:r>
+        <w:t>3. Enter "Playwright automation" in the search box</w:t>
+      </w:r>
+    </w:p>
+    <w:p>
+      <w:r>
+        <w:t>Expected: Search text is entered</w:t>
+      </w:r>
+    </w:p>
+    <w:p>
+      <w:r>
+        <w:t>4. Press Enter</w:t>
+      </w:r>
+    </w:p>
+    <w:p>
+      <w:r>
+        <w:t>Expected: Search is submitted</w:t>
+      </w:r>
+    </w:p>
+    <w:p>
+      <w:r>
+        <w:t>5. Click the first search result</w:t>
+      </w:r>
+    </w:p>
+    <w:p>
+      <w:r>
+        <w:t>Expected: The video opens</w:t>
+      </w:r>
+    </w:p>
+    <w:p>
+      <w:r>
+        <w:t>6. Verify that the expanded description is not visible</w:t>
+      </w:r>
+    </w:p>
+    <w:p>
+      <w:r>
+        <w:t>Expected: The description starts collapsed</w:t>
+      </w:r>
+    </w:p>
+    <w:p>
+      <w:r>
+        <w:t>7. Click the Show more button</w:t>
+      </w:r>
+    </w:p>
+    <w:p>
+      <w:r>
+        <w:t>Expected: The description expands</w:t>
+      </w:r>
+    </w:p>
+    <w:p>
+      <w:r>
+        <w:t>8. Verify that the expanded description is visible</w:t>
+      </w:r>
+    </w:p>
+    <w:p>
+      <w:r>
+        <w:t>Expected: The rest of the description is shown</w:t>
+      </w:r>
+    </w:p>
+    <w:p/>
+    <w:p>
       <w:r>
         <w:rPr>
           <w:b/>
           <w:bCs/>
         </w:rPr>
-        <w:t>24</w:t>
-      </w:r>
-    </w:p>
-    <w:p>
-      <w:r>
-        <w:t>Title: Expand video description</w:t>
+        <w:t>Test Case ID: TC-YT-025</w:t>
+      </w:r>
+    </w:p>
+    <w:p>
+      <w:r>
+        <w:t>Title: Open channel from a video</w:t>
       </w:r>
     </w:p>
     <w:p>
@@ -2433,124 +2404,6 @@
     <w:p>
       <w:r>
         <w:t>Expected: The page is not covered by the consent dialog</w:t>
-      </w:r>
-    </w:p>
-    <w:p>
-      <w:r>
-        <w:t>3. Enter "Playwright automation" in the search box</w:t>
-      </w:r>
-    </w:p>
-    <w:p>
-      <w:r>
-        <w:t>Expected: Search text is entered</w:t>
-      </w:r>
-    </w:p>
-    <w:p>
-      <w:r>
-        <w:t>4. Press Enter</w:t>
-      </w:r>
-    </w:p>
-    <w:p>
-      <w:r>
-        <w:t>Expected: Search is submitted</w:t>
-      </w:r>
-    </w:p>
-    <w:p>
-      <w:r>
-        <w:t>5. Click the first search result</w:t>
-      </w:r>
-    </w:p>
-    <w:p>
-      <w:r>
-        <w:t>Expected: The video opens</w:t>
-      </w:r>
-    </w:p>
-    <w:p>
-      <w:r>
-        <w:t>6. Verify th</w:t>
-      </w:r>
-      <w:r>
-        <w:t>at the expanded description is not visible</w:t>
-      </w:r>
-    </w:p>
-    <w:p>
-      <w:r>
-        <w:t>Expected: The description starts collapsed</w:t>
-      </w:r>
-    </w:p>
-    <w:p>
-      <w:r>
-        <w:t>7. Click the Show more button</w:t>
-      </w:r>
-    </w:p>
-    <w:p>
-      <w:r>
-        <w:t>Expected: The description expands</w:t>
-      </w:r>
-    </w:p>
-    <w:p>
-      <w:r>
-        <w:t>8. Verify that the expanded description is visible</w:t>
-      </w:r>
-    </w:p>
-    <w:p>
-      <w:r>
-        <w:t>Expected: The rest of the description is shown</w:t>
-      </w:r>
-    </w:p>
-    <w:p/>
-    <w:p>
-      <w:r>
-        <w:rPr>
-          <w:b/>
-          <w:bCs/>
-        </w:rPr>
-        <w:t>Test Ca</w:t>
-      </w:r>
-      <w:r>
-        <w:rPr>
-          <w:b/>
-          <w:bCs/>
-        </w:rPr>
-        <w:t>se ID: TC-YT-025</w:t>
-      </w:r>
-    </w:p>
-    <w:p>
-      <w:r>
-        <w:t>Title: Open channel from a video</w:t>
-      </w:r>
-    </w:p>
-    <w:p>
-      <w:r>
-        <w:t>Precondition: User has internet access.</w:t>
-      </w:r>
-    </w:p>
-    <w:p>
-      <w:r>
-        <w:t>Steps:</w:t>
-      </w:r>
-    </w:p>
-    <w:p>
-      <w:r>
-        <w:t>1. Open https://www.youtube.com</w:t>
-      </w:r>
-    </w:p>
-    <w:p>
-      <w:r>
-        <w:t>Expected: YouTube homepage is displayed</w:t>
-      </w:r>
-    </w:p>
-    <w:p>
-      <w:r>
-        <w:t>2. Close the cookie consent dialog if it is displayed</w:t>
-      </w:r>
-    </w:p>
-    <w:p>
-      <w:r>
-        <w:t>Expected: The page is not covered</w:t>
-      </w:r>
-      <w:r>
-        <w:t xml:space="preserve"> by the consent dialog</w:t>
       </w:r>
     </w:p>
     <w:p>
@@ -2630,10 +2483,7 @@
     </w:p>
     <w:p>
       <w:r>
-        <w:t>Prec</w:t>
-      </w:r>
-      <w:r>
-        <w:t>ondition: User has internet access.</w:t>
+        <w:t>Precondition: User has internet access.</w:t>
       </w:r>
     </w:p>
     <w:p>
@@ -2664,10 +2514,7 @@
     </w:p>
     <w:p>
       <w:r>
-        <w:t>3. Enter "Playwright automation</w:t>
-      </w:r>
-      <w:r>
-        <w:t>" in the search box</w:t>
+        <w:t>3. Enter "Playwright automation" in the search box</w:t>
       </w:r>
     </w:p>
     <w:p>
@@ -2712,14 +2559,7 @@
           <w:b/>
           <w:bCs/>
         </w:rPr>
-        <w:t>Test Case ID: TC-YT-02</w:t>
-      </w:r>
-      <w:r>
-        <w:rPr>
-          <w:b/>
-          <w:bCs/>
-        </w:rPr>
-        <w:t>7</w:t>
+        <w:t>Test Case ID: TC-YT-027</w:t>
       </w:r>
     </w:p>
     <w:p>
@@ -2789,10 +2629,7 @@
     </w:p>
     <w:p>
       <w:r>
-        <w:t>6. Verify th</w:t>
-      </w:r>
-      <w:r>
-        <w:t>at the sign-in prompt is not visible</w:t>
+        <w:t>6. Verify that the sign-in prompt is not visible</w:t>
       </w:r>
     </w:p>
     <w:p>
@@ -2832,10 +2669,7 @@
     </w:p>
     <w:p>
       <w:r>
-        <w:t>Title: Subscribing wh</w:t>
-      </w:r>
-      <w:r>
-        <w:t>ile signed out asks for sign-in</w:t>
+        <w:t>Title: Subscribing while signed out asks for sign-in</w:t>
       </w:r>
     </w:p>
     <w:p>
@@ -2940,10 +2774,7 @@
     </w:p>
     <w:p>
       <w:r>
-        <w:t>Titl</w:t>
-      </w:r>
-      <w:r>
-        <w:t>e: Open the YouTube homepage</w:t>
+        <w:t>Title: Open the YouTube homepage</w:t>
       </w:r>
     </w:p>
     <w:p>
@@ -2974,10 +2805,7 @@
     </w:p>
     <w:p>
       <w:r>
-        <w:t>Expected: The page is not covered by the consent dialo</w:t>
-      </w:r>
-      <w:r>
-        <w:t>g</w:t>
+        <w:t>Expected: The page is not covered by the consent dialog</w:t>
       </w:r>
     </w:p>
     <w:p>
@@ -3007,10 +2835,7 @@
     </w:p>
     <w:p>
       <w:r>
-        <w:t>Expected: The search box is shown in the he</w:t>
-      </w:r>
-      <w:r>
-        <w:t>ader</w:t>
+        <w:t>Expected: The search box is shown in the header</w:t>
       </w:r>
     </w:p>
     <w:p/>
@@ -3090,10 +2915,7 @@
     </w:p>
     <w:p>
       <w:r>
-        <w:t>6. Verify th</w:t>
-      </w:r>
-      <w:r>
-        <w:t>at the video page is displayed</w:t>
+        <w:t>6. Verify that the video page is displayed</w:t>
       </w:r>
     </w:p>
     <w:p>
@@ -3168,10 +2990,7 @@
     </w:p>
     <w:p>
       <w:r>
-        <w:t xml:space="preserve">Expected: The page is not covered by the consent </w:t>
-      </w:r>
-      <w:r>
-        <w:t>dialog</w:t>
+        <w:t>Expected: The page is not covered by the consent dialog</w:t>
       </w:r>
     </w:p>
     <w:p>
@@ -3241,10 +3060,7 @@
     </w:p>
     <w:p>
       <w:r>
-        <w:t>Expected: The URL c</w:t>
-      </w:r>
-      <w:r>
-        <w:t>ontains /</w:t>
+        <w:t>Expected: The URL contains /</w:t>
       </w:r>
       <w:proofErr w:type="gramStart"/>
       <w:r>
@@ -3512,6 +3328,7 @@
   <w:style w:type="paragraph" w:default="1" w:styleId="Normal">
     <w:name w:val="Normal"/>
     <w:qFormat/>
+    <w:rsid w:val="000E577E"/>
   </w:style>
   <w:style w:type="paragraph" w:styleId="Heading1">
     <w:name w:val="heading 1"/>
